--- a/ОАИП/laboratory_4/Laboratory Report №4 (task 8).docx
+++ b/ОАИП/laboratory_4/Laboratory Report №4 (task 8).docx
@@ -390,9 +390,6 @@
     <w:p>
       <w:pPr>
         <w:jc w:val="both"/>
-        <w:rPr>
-          <w:lang w:val="en-US"/>
-        </w:rPr>
       </w:pPr>
       <w:r>
         <w:rPr>
@@ -437,7 +434,6 @@
           <w:i w:val="0"/>
           <w:iCs/>
           <w:szCs w:val="28"/>
-          <w:lang w:val="en-US"/>
         </w:rPr>
       </w:pPr>
       <w:r>
@@ -460,7 +456,6 @@
         <w:rPr>
           <w:i w:val="0"/>
           <w:iCs/>
-          <w:lang w:val="en-US"/>
         </w:rPr>
       </w:pPr>
       <w:r>
@@ -468,21 +463,7 @@
           <w:i w:val="0"/>
           <w:iCs/>
         </w:rPr>
-        <w:t>По заданию лабораторной работы №3 написать программу расчета выбра</w:t>
-      </w:r>
-      <w:r>
-        <w:rPr>
-          <w:i w:val="0"/>
-          <w:iCs/>
-        </w:rPr>
-        <w:t>н</w:t>
-      </w:r>
-      <w:r>
-        <w:rPr>
-          <w:i w:val="0"/>
-          <w:iCs/>
-        </w:rPr>
-        <w:t>ной функции Y(x), или S(x) (желательно и |Y(x)–S(x)|), вид которой в свою очередь передается в качестве параметра в функцию вывода (Out_</w:t>
+        <w:t>По заданию лабораторной работы №3 написать программу расчета выбранной функции Y(x), или S(x) (желательно и |Y(x)–S(x)|), вид которой в свою очередь передается в качестве параметра в функцию вывода (Out_</w:t>
       </w:r>
       <w:r>
         <w:rPr>
@@ -507,7 +488,6 @@
           <w:bCs/>
           <w:i w:val="0"/>
           <w:iCs/>
-          <w:lang w:val="en-US"/>
         </w:rPr>
       </w:pPr>
       <w:r>
@@ -525,7 +505,6 @@
           <w:bCs/>
           <w:i w:val="0"/>
           <w:iCs/>
-          <w:lang w:val="en-US"/>
         </w:rPr>
         <w:t xml:space="preserve"> </w:t>
       </w:r>
@@ -544,7 +523,6 @@
           <w:bCs/>
           <w:i w:val="0"/>
           <w:iCs/>
-          <w:lang w:val="en-US"/>
         </w:rPr>
         <w:t>:</w:t>
       </w:r>
@@ -554,23 +532,23 @@
         <w:pStyle w:val="HTMLPreformatted"/>
         <w:rPr>
           <w:color w:val="BCBEC4"/>
-          <w:sz w:val="28"/>
-          <w:szCs w:val="28"/>
+          <w:sz w:val="24"/>
+          <w:szCs w:val="24"/>
         </w:rPr>
       </w:pPr>
       <w:r>
         <w:rPr>
           <w:color w:val="B3AE60"/>
-          <w:sz w:val="28"/>
-          <w:szCs w:val="28"/>
+          <w:sz w:val="24"/>
+          <w:szCs w:val="24"/>
         </w:rPr>
         <w:t xml:space="preserve">#include </w:t>
       </w:r>
       <w:r>
         <w:rPr>
           <w:color w:val="6AAB73"/>
-          <w:sz w:val="28"/>
-          <w:szCs w:val="28"/>
+          <w:sz w:val="24"/>
+          <w:szCs w:val="24"/>
         </w:rPr>
         <w:t>&lt;bits/</w:t>
       </w:r>
@@ -578,8 +556,8 @@
       <w:r>
         <w:rPr>
           <w:color w:val="6AAB73"/>
-          <w:sz w:val="28"/>
-          <w:szCs w:val="28"/>
+          <w:sz w:val="24"/>
+          <w:szCs w:val="24"/>
         </w:rPr>
         <w:t>stdc</w:t>
       </w:r>
@@ -587,56 +565,56 @@
       <w:r>
         <w:rPr>
           <w:color w:val="6AAB73"/>
-          <w:sz w:val="28"/>
-          <w:szCs w:val="28"/>
+          <w:sz w:val="24"/>
+          <w:szCs w:val="24"/>
         </w:rPr>
         <w:t>++.h&gt;</w:t>
       </w:r>
       <w:r>
         <w:rPr>
           <w:color w:val="6AAB73"/>
-          <w:sz w:val="28"/>
-          <w:szCs w:val="28"/>
-        </w:rPr>
-        <w:br/>
-      </w:r>
-      <w:r>
-        <w:rPr>
-          <w:color w:val="CF8E6D"/>
-          <w:sz w:val="28"/>
-          <w:szCs w:val="28"/>
+          <w:sz w:val="24"/>
+          <w:szCs w:val="24"/>
+        </w:rPr>
+        <w:br/>
+      </w:r>
+      <w:r>
+        <w:rPr>
+          <w:color w:val="CF8E6D"/>
+          <w:sz w:val="24"/>
+          <w:szCs w:val="24"/>
         </w:rPr>
         <w:t xml:space="preserve">using namespace </w:t>
       </w:r>
       <w:r>
         <w:rPr>
           <w:color w:val="BCBEC4"/>
-          <w:sz w:val="28"/>
-          <w:szCs w:val="28"/>
+          <w:sz w:val="24"/>
+          <w:szCs w:val="24"/>
         </w:rPr>
         <w:t>std;</w:t>
       </w:r>
       <w:r>
         <w:rPr>
           <w:color w:val="BCBEC4"/>
-          <w:sz w:val="28"/>
-          <w:szCs w:val="28"/>
-        </w:rPr>
-        <w:br/>
-      </w:r>
-      <w:r>
-        <w:rPr>
-          <w:color w:val="BCBEC4"/>
-          <w:sz w:val="28"/>
-          <w:szCs w:val="28"/>
-        </w:rPr>
-        <w:br/>
-      </w:r>
-      <w:r>
-        <w:rPr>
-          <w:color w:val="CF8E6D"/>
-          <w:sz w:val="28"/>
-          <w:szCs w:val="28"/>
+          <w:sz w:val="24"/>
+          <w:szCs w:val="24"/>
+        </w:rPr>
+        <w:br/>
+      </w:r>
+      <w:r>
+        <w:rPr>
+          <w:color w:val="BCBEC4"/>
+          <w:sz w:val="24"/>
+          <w:szCs w:val="24"/>
+        </w:rPr>
+        <w:br/>
+      </w:r>
+      <w:r>
+        <w:rPr>
+          <w:color w:val="CF8E6D"/>
+          <w:sz w:val="24"/>
+          <w:szCs w:val="24"/>
         </w:rPr>
         <w:t xml:space="preserve">long </w:t>
       </w:r>
@@ -644,8 +622,8 @@
       <w:r>
         <w:rPr>
           <w:color w:val="CF8E6D"/>
-          <w:sz w:val="28"/>
-          <w:szCs w:val="28"/>
+          <w:sz w:val="24"/>
+          <w:szCs w:val="24"/>
         </w:rPr>
         <w:t>long</w:t>
       </w:r>
@@ -653,8 +631,8 @@
       <w:r>
         <w:rPr>
           <w:color w:val="CF8E6D"/>
-          <w:sz w:val="28"/>
-          <w:szCs w:val="28"/>
+          <w:sz w:val="24"/>
+          <w:szCs w:val="24"/>
         </w:rPr>
         <w:t xml:space="preserve"> </w:t>
       </w:r>
@@ -662,8 +640,8 @@
       <w:r>
         <w:rPr>
           <w:color w:val="56A8F5"/>
-          <w:sz w:val="28"/>
-          <w:szCs w:val="28"/>
+          <w:sz w:val="24"/>
+          <w:szCs w:val="24"/>
         </w:rPr>
         <w:t>calculateFactorial</w:t>
       </w:r>
@@ -671,32 +649,32 @@
       <w:r>
         <w:rPr>
           <w:color w:val="BCBEC4"/>
-          <w:sz w:val="28"/>
-          <w:szCs w:val="28"/>
+          <w:sz w:val="24"/>
+          <w:szCs w:val="24"/>
         </w:rPr>
         <w:t>(</w:t>
       </w:r>
       <w:r>
         <w:rPr>
           <w:color w:val="CF8E6D"/>
-          <w:sz w:val="28"/>
-          <w:szCs w:val="28"/>
+          <w:sz w:val="24"/>
+          <w:szCs w:val="24"/>
         </w:rPr>
         <w:t xml:space="preserve">int </w:t>
       </w:r>
       <w:r>
         <w:rPr>
           <w:color w:val="BCBEC4"/>
-          <w:sz w:val="28"/>
-          <w:szCs w:val="28"/>
+          <w:sz w:val="24"/>
+          <w:szCs w:val="24"/>
         </w:rPr>
         <w:t>x) {</w:t>
       </w:r>
       <w:r>
         <w:rPr>
           <w:color w:val="BCBEC4"/>
-          <w:sz w:val="28"/>
-          <w:szCs w:val="28"/>
+          <w:sz w:val="24"/>
+          <w:szCs w:val="24"/>
         </w:rPr>
         <w:br/>
         <w:t xml:space="preserve">    </w:t>
@@ -704,64 +682,64 @@
       <w:r>
         <w:rPr>
           <w:color w:val="CF8E6D"/>
-          <w:sz w:val="28"/>
-          <w:szCs w:val="28"/>
+          <w:sz w:val="24"/>
+          <w:szCs w:val="24"/>
         </w:rPr>
         <w:t xml:space="preserve">if </w:t>
       </w:r>
       <w:r>
         <w:rPr>
           <w:color w:val="BCBEC4"/>
-          <w:sz w:val="28"/>
-          <w:szCs w:val="28"/>
+          <w:sz w:val="24"/>
+          <w:szCs w:val="24"/>
         </w:rPr>
         <w:t xml:space="preserve">( x &lt;= </w:t>
       </w:r>
       <w:r>
         <w:rPr>
           <w:color w:val="2AACB8"/>
-          <w:sz w:val="28"/>
-          <w:szCs w:val="28"/>
+          <w:sz w:val="24"/>
+          <w:szCs w:val="24"/>
         </w:rPr>
         <w:t>1</w:t>
       </w:r>
       <w:r>
         <w:rPr>
           <w:color w:val="BCBEC4"/>
-          <w:sz w:val="28"/>
-          <w:szCs w:val="28"/>
+          <w:sz w:val="24"/>
+          <w:szCs w:val="24"/>
         </w:rPr>
         <w:t xml:space="preserve">) </w:t>
       </w:r>
       <w:r>
         <w:rPr>
           <w:color w:val="CF8E6D"/>
-          <w:sz w:val="28"/>
-          <w:szCs w:val="28"/>
+          <w:sz w:val="24"/>
+          <w:szCs w:val="24"/>
         </w:rPr>
         <w:t xml:space="preserve">return </w:t>
       </w:r>
       <w:r>
         <w:rPr>
           <w:color w:val="2AACB8"/>
-          <w:sz w:val="28"/>
-          <w:szCs w:val="28"/>
+          <w:sz w:val="24"/>
+          <w:szCs w:val="24"/>
         </w:rPr>
         <w:t>1</w:t>
       </w:r>
       <w:r>
         <w:rPr>
           <w:color w:val="BCBEC4"/>
-          <w:sz w:val="28"/>
-          <w:szCs w:val="28"/>
+          <w:sz w:val="24"/>
+          <w:szCs w:val="24"/>
         </w:rPr>
         <w:t>;</w:t>
       </w:r>
       <w:r>
         <w:rPr>
           <w:color w:val="BCBEC4"/>
-          <w:sz w:val="28"/>
-          <w:szCs w:val="28"/>
+          <w:sz w:val="24"/>
+          <w:szCs w:val="24"/>
         </w:rPr>
         <w:br/>
         <w:t xml:space="preserve">    </w:t>
@@ -769,16 +747,16 @@
       <w:r>
         <w:rPr>
           <w:color w:val="CF8E6D"/>
-          <w:sz w:val="28"/>
-          <w:szCs w:val="28"/>
+          <w:sz w:val="24"/>
+          <w:szCs w:val="24"/>
         </w:rPr>
         <w:t xml:space="preserve">return </w:t>
       </w:r>
       <w:r>
         <w:rPr>
           <w:color w:val="BCBEC4"/>
-          <w:sz w:val="28"/>
-          <w:szCs w:val="28"/>
+          <w:sz w:val="24"/>
+          <w:szCs w:val="24"/>
         </w:rPr>
         <w:t xml:space="preserve">x * </w:t>
       </w:r>
@@ -786,8 +764,8 @@
       <w:r>
         <w:rPr>
           <w:color w:val="56A8F5"/>
-          <w:sz w:val="28"/>
-          <w:szCs w:val="28"/>
+          <w:sz w:val="24"/>
+          <w:szCs w:val="24"/>
         </w:rPr>
         <w:t>calculateFactorial</w:t>
       </w:r>
@@ -795,32 +773,32 @@
       <w:r>
         <w:rPr>
           <w:color w:val="BCBEC4"/>
-          <w:sz w:val="28"/>
-          <w:szCs w:val="28"/>
+          <w:sz w:val="24"/>
+          <w:szCs w:val="24"/>
         </w:rPr>
         <w:t xml:space="preserve">(x - </w:t>
       </w:r>
       <w:r>
         <w:rPr>
           <w:color w:val="2AACB8"/>
-          <w:sz w:val="28"/>
-          <w:szCs w:val="28"/>
+          <w:sz w:val="24"/>
+          <w:szCs w:val="24"/>
         </w:rPr>
         <w:t>1</w:t>
       </w:r>
       <w:r>
         <w:rPr>
           <w:color w:val="BCBEC4"/>
-          <w:sz w:val="28"/>
-          <w:szCs w:val="28"/>
+          <w:sz w:val="24"/>
+          <w:szCs w:val="24"/>
         </w:rPr>
         <w:t>);</w:t>
       </w:r>
       <w:r>
         <w:rPr>
           <w:color w:val="BCBEC4"/>
-          <w:sz w:val="28"/>
-          <w:szCs w:val="28"/>
+          <w:sz w:val="24"/>
+          <w:szCs w:val="24"/>
         </w:rPr>
         <w:br/>
         <w:t>}</w:t>
@@ -828,24 +806,24 @@
       <w:r>
         <w:rPr>
           <w:color w:val="BCBEC4"/>
-          <w:sz w:val="28"/>
-          <w:szCs w:val="28"/>
-        </w:rPr>
-        <w:br/>
-      </w:r>
-      <w:r>
-        <w:rPr>
-          <w:color w:val="BCBEC4"/>
-          <w:sz w:val="28"/>
-          <w:szCs w:val="28"/>
-        </w:rPr>
-        <w:br/>
-      </w:r>
-      <w:r>
-        <w:rPr>
-          <w:color w:val="CF8E6D"/>
-          <w:sz w:val="28"/>
-          <w:szCs w:val="28"/>
+          <w:sz w:val="24"/>
+          <w:szCs w:val="24"/>
+        </w:rPr>
+        <w:br/>
+      </w:r>
+      <w:r>
+        <w:rPr>
+          <w:color w:val="BCBEC4"/>
+          <w:sz w:val="24"/>
+          <w:szCs w:val="24"/>
+        </w:rPr>
+        <w:br/>
+      </w:r>
+      <w:r>
+        <w:rPr>
+          <w:color w:val="CF8E6D"/>
+          <w:sz w:val="24"/>
+          <w:szCs w:val="24"/>
         </w:rPr>
         <w:t xml:space="preserve">double </w:t>
       </w:r>
@@ -853,8 +831,8 @@
       <w:r>
         <w:rPr>
           <w:color w:val="56A8F5"/>
-          <w:sz w:val="28"/>
-          <w:szCs w:val="28"/>
+          <w:sz w:val="24"/>
+          <w:szCs w:val="24"/>
         </w:rPr>
         <w:t>calculateY</w:t>
       </w:r>
@@ -862,56 +840,56 @@
       <w:r>
         <w:rPr>
           <w:color w:val="BCBEC4"/>
-          <w:sz w:val="28"/>
-          <w:szCs w:val="28"/>
+          <w:sz w:val="24"/>
+          <w:szCs w:val="24"/>
         </w:rPr>
         <w:t>(</w:t>
       </w:r>
       <w:r>
         <w:rPr>
           <w:color w:val="CF8E6D"/>
-          <w:sz w:val="28"/>
-          <w:szCs w:val="28"/>
+          <w:sz w:val="24"/>
+          <w:szCs w:val="24"/>
         </w:rPr>
         <w:t xml:space="preserve">double </w:t>
       </w:r>
       <w:r>
         <w:rPr>
           <w:color w:val="BCBEC4"/>
-          <w:sz w:val="28"/>
-          <w:szCs w:val="28"/>
+          <w:sz w:val="24"/>
+          <w:szCs w:val="24"/>
         </w:rPr>
         <w:t xml:space="preserve">a, </w:t>
       </w:r>
       <w:r>
         <w:rPr>
           <w:color w:val="CF8E6D"/>
-          <w:sz w:val="28"/>
-          <w:szCs w:val="28"/>
+          <w:sz w:val="24"/>
+          <w:szCs w:val="24"/>
         </w:rPr>
         <w:t xml:space="preserve">int </w:t>
       </w:r>
       <w:r>
         <w:rPr>
           <w:color w:val="6F737A"/>
-          <w:sz w:val="28"/>
-          <w:szCs w:val="28"/>
+          <w:sz w:val="24"/>
+          <w:szCs w:val="24"/>
         </w:rPr>
         <w:t>k</w:t>
       </w:r>
       <w:r>
         <w:rPr>
           <w:color w:val="BCBEC4"/>
-          <w:sz w:val="28"/>
-          <w:szCs w:val="28"/>
+          <w:sz w:val="24"/>
+          <w:szCs w:val="24"/>
         </w:rPr>
         <w:t>) {</w:t>
       </w:r>
       <w:r>
         <w:rPr>
           <w:color w:val="BCBEC4"/>
-          <w:sz w:val="28"/>
-          <w:szCs w:val="28"/>
+          <w:sz w:val="24"/>
+          <w:szCs w:val="24"/>
         </w:rPr>
         <w:br/>
         <w:t xml:space="preserve">    </w:t>
@@ -919,48 +897,48 @@
       <w:r>
         <w:rPr>
           <w:color w:val="CF8E6D"/>
-          <w:sz w:val="28"/>
-          <w:szCs w:val="28"/>
+          <w:sz w:val="24"/>
+          <w:szCs w:val="24"/>
         </w:rPr>
         <w:t xml:space="preserve">return </w:t>
       </w:r>
       <w:r>
         <w:rPr>
           <w:color w:val="56A8F5"/>
-          <w:sz w:val="28"/>
-          <w:szCs w:val="28"/>
+          <w:sz w:val="24"/>
+          <w:szCs w:val="24"/>
         </w:rPr>
         <w:t>exp</w:t>
       </w:r>
       <w:r>
         <w:rPr>
           <w:color w:val="BCBEC4"/>
-          <w:sz w:val="28"/>
-          <w:szCs w:val="28"/>
+          <w:sz w:val="24"/>
+          <w:szCs w:val="24"/>
         </w:rPr>
         <w:t>(</w:t>
       </w:r>
       <w:r>
         <w:rPr>
           <w:color w:val="2AACB8"/>
-          <w:sz w:val="28"/>
-          <w:szCs w:val="28"/>
+          <w:sz w:val="24"/>
+          <w:szCs w:val="24"/>
         </w:rPr>
         <w:t xml:space="preserve">2 </w:t>
       </w:r>
       <w:r>
         <w:rPr>
           <w:color w:val="BCBEC4"/>
-          <w:sz w:val="28"/>
-          <w:szCs w:val="28"/>
+          <w:sz w:val="24"/>
+          <w:szCs w:val="24"/>
         </w:rPr>
         <w:t>* a);</w:t>
       </w:r>
       <w:r>
         <w:rPr>
           <w:color w:val="BCBEC4"/>
-          <w:sz w:val="28"/>
-          <w:szCs w:val="28"/>
+          <w:sz w:val="24"/>
+          <w:szCs w:val="24"/>
         </w:rPr>
         <w:br/>
         <w:t>}</w:t>
@@ -968,24 +946,24 @@
       <w:r>
         <w:rPr>
           <w:color w:val="BCBEC4"/>
-          <w:sz w:val="28"/>
-          <w:szCs w:val="28"/>
-        </w:rPr>
-        <w:br/>
-      </w:r>
-      <w:r>
-        <w:rPr>
-          <w:color w:val="BCBEC4"/>
-          <w:sz w:val="28"/>
-          <w:szCs w:val="28"/>
-        </w:rPr>
-        <w:br/>
-      </w:r>
-      <w:r>
-        <w:rPr>
-          <w:color w:val="CF8E6D"/>
-          <w:sz w:val="28"/>
-          <w:szCs w:val="28"/>
+          <w:sz w:val="24"/>
+          <w:szCs w:val="24"/>
+        </w:rPr>
+        <w:br/>
+      </w:r>
+      <w:r>
+        <w:rPr>
+          <w:color w:val="BCBEC4"/>
+          <w:sz w:val="24"/>
+          <w:szCs w:val="24"/>
+        </w:rPr>
+        <w:br/>
+      </w:r>
+      <w:r>
+        <w:rPr>
+          <w:color w:val="CF8E6D"/>
+          <w:sz w:val="24"/>
+          <w:szCs w:val="24"/>
         </w:rPr>
         <w:t xml:space="preserve">double </w:t>
       </w:r>
@@ -993,8 +971,8 @@
       <w:r>
         <w:rPr>
           <w:color w:val="56A8F5"/>
-          <w:sz w:val="28"/>
-          <w:szCs w:val="28"/>
+          <w:sz w:val="24"/>
+          <w:szCs w:val="24"/>
         </w:rPr>
         <w:t>calculateS</w:t>
       </w:r>
@@ -1002,48 +980,48 @@
       <w:r>
         <w:rPr>
           <w:color w:val="BCBEC4"/>
-          <w:sz w:val="28"/>
-          <w:szCs w:val="28"/>
+          <w:sz w:val="24"/>
+          <w:szCs w:val="24"/>
         </w:rPr>
         <w:t>(</w:t>
       </w:r>
       <w:r>
         <w:rPr>
           <w:color w:val="CF8E6D"/>
-          <w:sz w:val="28"/>
-          <w:szCs w:val="28"/>
+          <w:sz w:val="24"/>
+          <w:szCs w:val="24"/>
         </w:rPr>
         <w:t xml:space="preserve">double </w:t>
       </w:r>
       <w:r>
         <w:rPr>
           <w:color w:val="BCBEC4"/>
-          <w:sz w:val="28"/>
-          <w:szCs w:val="28"/>
+          <w:sz w:val="24"/>
+          <w:szCs w:val="24"/>
         </w:rPr>
         <w:t xml:space="preserve">a, </w:t>
       </w:r>
       <w:r>
         <w:rPr>
           <w:color w:val="CF8E6D"/>
-          <w:sz w:val="28"/>
-          <w:szCs w:val="28"/>
+          <w:sz w:val="24"/>
+          <w:szCs w:val="24"/>
         </w:rPr>
         <w:t xml:space="preserve">int </w:t>
       </w:r>
       <w:r>
         <w:rPr>
           <w:color w:val="BCBEC4"/>
-          <w:sz w:val="28"/>
-          <w:szCs w:val="28"/>
+          <w:sz w:val="24"/>
+          <w:szCs w:val="24"/>
         </w:rPr>
         <w:t>k) {</w:t>
       </w:r>
       <w:r>
         <w:rPr>
           <w:color w:val="BCBEC4"/>
-          <w:sz w:val="28"/>
-          <w:szCs w:val="28"/>
+          <w:sz w:val="24"/>
+          <w:szCs w:val="24"/>
         </w:rPr>
         <w:br/>
         <w:t xml:space="preserve">    </w:t>
@@ -1051,40 +1029,40 @@
       <w:r>
         <w:rPr>
           <w:color w:val="CF8E6D"/>
-          <w:sz w:val="28"/>
-          <w:szCs w:val="28"/>
+          <w:sz w:val="24"/>
+          <w:szCs w:val="24"/>
         </w:rPr>
         <w:t xml:space="preserve">return </w:t>
       </w:r>
       <w:r>
         <w:rPr>
           <w:color w:val="56A8F5"/>
-          <w:sz w:val="28"/>
-          <w:szCs w:val="28"/>
+          <w:sz w:val="24"/>
+          <w:szCs w:val="24"/>
         </w:rPr>
         <w:t>pow</w:t>
       </w:r>
       <w:r>
         <w:rPr>
           <w:color w:val="BCBEC4"/>
-          <w:sz w:val="28"/>
-          <w:szCs w:val="28"/>
+          <w:sz w:val="24"/>
+          <w:szCs w:val="24"/>
         </w:rPr>
         <w:t>(</w:t>
       </w:r>
       <w:r>
         <w:rPr>
           <w:color w:val="2AACB8"/>
-          <w:sz w:val="28"/>
-          <w:szCs w:val="28"/>
+          <w:sz w:val="24"/>
+          <w:szCs w:val="24"/>
         </w:rPr>
         <w:t xml:space="preserve">2 </w:t>
       </w:r>
       <w:r>
         <w:rPr>
           <w:color w:val="BCBEC4"/>
-          <w:sz w:val="28"/>
-          <w:szCs w:val="28"/>
+          <w:sz w:val="24"/>
+          <w:szCs w:val="24"/>
         </w:rPr>
         <w:t xml:space="preserve">* a, k) / </w:t>
       </w:r>
@@ -1092,8 +1070,8 @@
       <w:r>
         <w:rPr>
           <w:color w:val="56A8F5"/>
-          <w:sz w:val="28"/>
-          <w:szCs w:val="28"/>
+          <w:sz w:val="24"/>
+          <w:szCs w:val="24"/>
         </w:rPr>
         <w:t>calculateFactorial</w:t>
       </w:r>
@@ -1101,32 +1079,32 @@
       <w:r>
         <w:rPr>
           <w:color w:val="BCBEC4"/>
-          <w:sz w:val="28"/>
-          <w:szCs w:val="28"/>
+          <w:sz w:val="24"/>
+          <w:szCs w:val="24"/>
         </w:rPr>
         <w:t>(</w:t>
       </w:r>
       <w:r>
         <w:rPr>
           <w:color w:val="2AACB8"/>
-          <w:sz w:val="28"/>
-          <w:szCs w:val="28"/>
+          <w:sz w:val="24"/>
+          <w:szCs w:val="24"/>
         </w:rPr>
         <w:t xml:space="preserve">2 </w:t>
       </w:r>
       <w:r>
         <w:rPr>
           <w:color w:val="BCBEC4"/>
-          <w:sz w:val="28"/>
-          <w:szCs w:val="28"/>
+          <w:sz w:val="24"/>
+          <w:szCs w:val="24"/>
         </w:rPr>
         <w:t>* k);</w:t>
       </w:r>
       <w:r>
         <w:rPr>
           <w:color w:val="BCBEC4"/>
-          <w:sz w:val="28"/>
-          <w:szCs w:val="28"/>
+          <w:sz w:val="24"/>
+          <w:szCs w:val="24"/>
         </w:rPr>
         <w:br/>
         <w:t>}</w:t>
@@ -1134,24 +1112,24 @@
       <w:r>
         <w:rPr>
           <w:color w:val="BCBEC4"/>
-          <w:sz w:val="28"/>
-          <w:szCs w:val="28"/>
-        </w:rPr>
-        <w:br/>
-      </w:r>
-      <w:r>
-        <w:rPr>
-          <w:color w:val="BCBEC4"/>
-          <w:sz w:val="28"/>
-          <w:szCs w:val="28"/>
-        </w:rPr>
-        <w:br/>
-      </w:r>
-      <w:r>
-        <w:rPr>
-          <w:color w:val="CF8E6D"/>
-          <w:sz w:val="28"/>
-          <w:szCs w:val="28"/>
+          <w:sz w:val="24"/>
+          <w:szCs w:val="24"/>
+        </w:rPr>
+        <w:br/>
+      </w:r>
+      <w:r>
+        <w:rPr>
+          <w:color w:val="BCBEC4"/>
+          <w:sz w:val="24"/>
+          <w:szCs w:val="24"/>
+        </w:rPr>
+        <w:br/>
+      </w:r>
+      <w:r>
+        <w:rPr>
+          <w:color w:val="CF8E6D"/>
+          <w:sz w:val="24"/>
+          <w:szCs w:val="24"/>
         </w:rPr>
         <w:t xml:space="preserve">double </w:t>
       </w:r>
@@ -1159,8 +1137,8 @@
       <w:r>
         <w:rPr>
           <w:color w:val="56A8F5"/>
-          <w:sz w:val="28"/>
-          <w:szCs w:val="28"/>
+          <w:sz w:val="24"/>
+          <w:szCs w:val="24"/>
         </w:rPr>
         <w:t>calculateDifference</w:t>
       </w:r>
@@ -1168,48 +1146,48 @@
       <w:r>
         <w:rPr>
           <w:color w:val="BCBEC4"/>
-          <w:sz w:val="28"/>
-          <w:szCs w:val="28"/>
+          <w:sz w:val="24"/>
+          <w:szCs w:val="24"/>
         </w:rPr>
         <w:t>(</w:t>
       </w:r>
       <w:r>
         <w:rPr>
           <w:color w:val="CF8E6D"/>
-          <w:sz w:val="28"/>
-          <w:szCs w:val="28"/>
+          <w:sz w:val="24"/>
+          <w:szCs w:val="24"/>
         </w:rPr>
         <w:t xml:space="preserve">double </w:t>
       </w:r>
       <w:r>
         <w:rPr>
           <w:color w:val="BCBEC4"/>
-          <w:sz w:val="28"/>
-          <w:szCs w:val="28"/>
+          <w:sz w:val="24"/>
+          <w:szCs w:val="24"/>
         </w:rPr>
         <w:t xml:space="preserve">a, </w:t>
       </w:r>
       <w:r>
         <w:rPr>
           <w:color w:val="CF8E6D"/>
-          <w:sz w:val="28"/>
-          <w:szCs w:val="28"/>
+          <w:sz w:val="24"/>
+          <w:szCs w:val="24"/>
         </w:rPr>
         <w:t xml:space="preserve">int </w:t>
       </w:r>
       <w:r>
         <w:rPr>
           <w:color w:val="BCBEC4"/>
-          <w:sz w:val="28"/>
-          <w:szCs w:val="28"/>
+          <w:sz w:val="24"/>
+          <w:szCs w:val="24"/>
         </w:rPr>
         <w:t>k) {</w:t>
       </w:r>
       <w:r>
         <w:rPr>
           <w:color w:val="BCBEC4"/>
-          <w:sz w:val="28"/>
-          <w:szCs w:val="28"/>
+          <w:sz w:val="24"/>
+          <w:szCs w:val="24"/>
         </w:rPr>
         <w:br/>
         <w:t xml:space="preserve">    </w:t>
@@ -1217,24 +1195,24 @@
       <w:r>
         <w:rPr>
           <w:color w:val="CF8E6D"/>
-          <w:sz w:val="28"/>
-          <w:szCs w:val="28"/>
+          <w:sz w:val="24"/>
+          <w:szCs w:val="24"/>
         </w:rPr>
         <w:t xml:space="preserve">return </w:t>
       </w:r>
       <w:r>
         <w:rPr>
           <w:color w:val="56A8F5"/>
-          <w:sz w:val="28"/>
-          <w:szCs w:val="28"/>
+          <w:sz w:val="24"/>
+          <w:szCs w:val="24"/>
         </w:rPr>
         <w:t>abs</w:t>
       </w:r>
       <w:r>
         <w:rPr>
           <w:color w:val="BCBEC4"/>
-          <w:sz w:val="28"/>
-          <w:szCs w:val="28"/>
+          <w:sz w:val="24"/>
+          <w:szCs w:val="24"/>
         </w:rPr>
         <w:t>(</w:t>
       </w:r>
@@ -1242,8 +1220,8 @@
       <w:r>
         <w:rPr>
           <w:color w:val="56A8F5"/>
-          <w:sz w:val="28"/>
-          <w:szCs w:val="28"/>
+          <w:sz w:val="24"/>
+          <w:szCs w:val="24"/>
         </w:rPr>
         <w:t>calculateY</w:t>
       </w:r>
@@ -1251,8 +1229,8 @@
       <w:r>
         <w:rPr>
           <w:color w:val="BCBEC4"/>
-          <w:sz w:val="28"/>
-          <w:szCs w:val="28"/>
+          <w:sz w:val="24"/>
+          <w:szCs w:val="24"/>
         </w:rPr>
         <w:t xml:space="preserve">(a, k) - </w:t>
       </w:r>
@@ -1260,8 +1238,8 @@
       <w:r>
         <w:rPr>
           <w:color w:val="56A8F5"/>
-          <w:sz w:val="28"/>
-          <w:szCs w:val="28"/>
+          <w:sz w:val="24"/>
+          <w:szCs w:val="24"/>
         </w:rPr>
         <w:t>calculateS</w:t>
       </w:r>
@@ -1269,16 +1247,16 @@
       <w:r>
         <w:rPr>
           <w:color w:val="BCBEC4"/>
-          <w:sz w:val="28"/>
-          <w:szCs w:val="28"/>
+          <w:sz w:val="24"/>
+          <w:szCs w:val="24"/>
         </w:rPr>
         <w:t>(a, k));</w:t>
       </w:r>
       <w:r>
         <w:rPr>
           <w:color w:val="BCBEC4"/>
-          <w:sz w:val="28"/>
-          <w:szCs w:val="28"/>
+          <w:sz w:val="24"/>
+          <w:szCs w:val="24"/>
         </w:rPr>
         <w:br/>
         <w:t>}</w:t>
@@ -1286,24 +1264,24 @@
       <w:r>
         <w:rPr>
           <w:color w:val="BCBEC4"/>
-          <w:sz w:val="28"/>
-          <w:szCs w:val="28"/>
-        </w:rPr>
-        <w:br/>
-      </w:r>
-      <w:r>
-        <w:rPr>
-          <w:color w:val="BCBEC4"/>
-          <w:sz w:val="28"/>
-          <w:szCs w:val="28"/>
-        </w:rPr>
-        <w:br/>
-      </w:r>
-      <w:r>
-        <w:rPr>
-          <w:color w:val="CF8E6D"/>
-          <w:sz w:val="28"/>
-          <w:szCs w:val="28"/>
+          <w:sz w:val="24"/>
+          <w:szCs w:val="24"/>
+        </w:rPr>
+        <w:br/>
+      </w:r>
+      <w:r>
+        <w:rPr>
+          <w:color w:val="BCBEC4"/>
+          <w:sz w:val="24"/>
+          <w:szCs w:val="24"/>
+        </w:rPr>
+        <w:br/>
+      </w:r>
+      <w:r>
+        <w:rPr>
+          <w:color w:val="CF8E6D"/>
+          <w:sz w:val="24"/>
+          <w:szCs w:val="24"/>
         </w:rPr>
         <w:t xml:space="preserve">void </w:t>
       </w:r>
@@ -1311,8 +1289,8 @@
       <w:r>
         <w:rPr>
           <w:color w:val="56A8F5"/>
-          <w:sz w:val="28"/>
-          <w:szCs w:val="28"/>
+          <w:sz w:val="24"/>
+          <w:szCs w:val="24"/>
         </w:rPr>
         <w:t>printResults</w:t>
       </w:r>
@@ -1320,16 +1298,16 @@
       <w:r>
         <w:rPr>
           <w:color w:val="BCBEC4"/>
-          <w:sz w:val="28"/>
-          <w:szCs w:val="28"/>
+          <w:sz w:val="24"/>
+          <w:szCs w:val="24"/>
         </w:rPr>
         <w:t>(</w:t>
       </w:r>
       <w:r>
         <w:rPr>
           <w:color w:val="BCBEC4"/>
-          <w:sz w:val="28"/>
-          <w:szCs w:val="28"/>
+          <w:sz w:val="24"/>
+          <w:szCs w:val="24"/>
         </w:rPr>
         <w:br/>
         <w:t xml:space="preserve">    </w:t>
@@ -1337,16 +1315,16 @@
       <w:r>
         <w:rPr>
           <w:color w:val="CF8E6D"/>
-          <w:sz w:val="28"/>
-          <w:szCs w:val="28"/>
+          <w:sz w:val="24"/>
+          <w:szCs w:val="24"/>
         </w:rPr>
         <w:t xml:space="preserve">double </w:t>
       </w:r>
       <w:r>
         <w:rPr>
           <w:color w:val="BCBEC4"/>
-          <w:sz w:val="28"/>
-          <w:szCs w:val="28"/>
+          <w:sz w:val="24"/>
+          <w:szCs w:val="24"/>
         </w:rPr>
         <w:t>(*</w:t>
       </w:r>
@@ -1354,8 +1332,8 @@
       <w:r>
         <w:rPr>
           <w:color w:val="BCBEC4"/>
-          <w:sz w:val="28"/>
-          <w:szCs w:val="28"/>
+          <w:sz w:val="24"/>
+          <w:szCs w:val="24"/>
         </w:rPr>
         <w:t>chosenFunction</w:t>
       </w:r>
@@ -1363,48 +1341,48 @@
       <w:r>
         <w:rPr>
           <w:color w:val="BCBEC4"/>
-          <w:sz w:val="28"/>
-          <w:szCs w:val="28"/>
+          <w:sz w:val="24"/>
+          <w:szCs w:val="24"/>
         </w:rPr>
         <w:t>)(</w:t>
       </w:r>
       <w:r>
         <w:rPr>
           <w:color w:val="CF8E6D"/>
-          <w:sz w:val="28"/>
-          <w:szCs w:val="28"/>
+          <w:sz w:val="24"/>
+          <w:szCs w:val="24"/>
         </w:rPr>
         <w:t>double</w:t>
       </w:r>
       <w:r>
         <w:rPr>
           <w:color w:val="BCBEC4"/>
-          <w:sz w:val="28"/>
-          <w:szCs w:val="28"/>
+          <w:sz w:val="24"/>
+          <w:szCs w:val="24"/>
         </w:rPr>
         <w:t xml:space="preserve">, </w:t>
       </w:r>
       <w:r>
         <w:rPr>
           <w:color w:val="CF8E6D"/>
-          <w:sz w:val="28"/>
-          <w:szCs w:val="28"/>
+          <w:sz w:val="24"/>
+          <w:szCs w:val="24"/>
         </w:rPr>
         <w:t>int</w:t>
       </w:r>
       <w:r>
         <w:rPr>
           <w:color w:val="BCBEC4"/>
-          <w:sz w:val="28"/>
-          <w:szCs w:val="28"/>
+          <w:sz w:val="24"/>
+          <w:szCs w:val="24"/>
         </w:rPr>
         <w:t>),</w:t>
       </w:r>
       <w:r>
         <w:rPr>
           <w:color w:val="BCBEC4"/>
-          <w:sz w:val="28"/>
-          <w:szCs w:val="28"/>
+          <w:sz w:val="24"/>
+          <w:szCs w:val="24"/>
         </w:rPr>
         <w:br/>
         <w:t xml:space="preserve">    </w:t>
@@ -1412,80 +1390,80 @@
       <w:r>
         <w:rPr>
           <w:color w:val="CF8E6D"/>
-          <w:sz w:val="28"/>
-          <w:szCs w:val="28"/>
+          <w:sz w:val="24"/>
+          <w:szCs w:val="24"/>
         </w:rPr>
         <w:t xml:space="preserve">double </w:t>
       </w:r>
       <w:r>
         <w:rPr>
           <w:color w:val="BCBEC4"/>
-          <w:sz w:val="28"/>
-          <w:szCs w:val="28"/>
+          <w:sz w:val="24"/>
+          <w:szCs w:val="24"/>
         </w:rPr>
         <w:t xml:space="preserve">a, </w:t>
       </w:r>
       <w:r>
         <w:rPr>
           <w:color w:val="CF8E6D"/>
-          <w:sz w:val="28"/>
-          <w:szCs w:val="28"/>
+          <w:sz w:val="24"/>
+          <w:szCs w:val="24"/>
         </w:rPr>
         <w:t xml:space="preserve">double </w:t>
       </w:r>
       <w:r>
         <w:rPr>
           <w:color w:val="BCBEC4"/>
-          <w:sz w:val="28"/>
-          <w:szCs w:val="28"/>
+          <w:sz w:val="24"/>
+          <w:szCs w:val="24"/>
         </w:rPr>
         <w:t xml:space="preserve">b, </w:t>
       </w:r>
       <w:r>
         <w:rPr>
           <w:color w:val="CF8E6D"/>
-          <w:sz w:val="28"/>
-          <w:szCs w:val="28"/>
+          <w:sz w:val="24"/>
+          <w:szCs w:val="24"/>
         </w:rPr>
         <w:t xml:space="preserve">double </w:t>
       </w:r>
       <w:r>
         <w:rPr>
           <w:color w:val="BCBEC4"/>
-          <w:sz w:val="28"/>
-          <w:szCs w:val="28"/>
+          <w:sz w:val="24"/>
+          <w:szCs w:val="24"/>
         </w:rPr>
         <w:t xml:space="preserve">h, </w:t>
       </w:r>
       <w:r>
         <w:rPr>
           <w:color w:val="CF8E6D"/>
-          <w:sz w:val="28"/>
-          <w:szCs w:val="28"/>
+          <w:sz w:val="24"/>
+          <w:szCs w:val="24"/>
         </w:rPr>
         <w:t xml:space="preserve">double </w:t>
       </w:r>
       <w:r>
         <w:rPr>
           <w:color w:val="BCBEC4"/>
-          <w:sz w:val="28"/>
-          <w:szCs w:val="28"/>
+          <w:sz w:val="24"/>
+          <w:szCs w:val="24"/>
         </w:rPr>
         <w:t>n) {</w:t>
       </w:r>
       <w:r>
         <w:rPr>
           <w:color w:val="BCBEC4"/>
-          <w:sz w:val="28"/>
-          <w:szCs w:val="28"/>
-        </w:rPr>
-        <w:br/>
-      </w:r>
-      <w:r>
-        <w:rPr>
-          <w:color w:val="BCBEC4"/>
-          <w:sz w:val="28"/>
-          <w:szCs w:val="28"/>
+          <w:sz w:val="24"/>
+          <w:szCs w:val="24"/>
+        </w:rPr>
+        <w:br/>
+      </w:r>
+      <w:r>
+        <w:rPr>
+          <w:color w:val="BCBEC4"/>
+          <w:sz w:val="24"/>
+          <w:szCs w:val="24"/>
         </w:rPr>
         <w:br/>
         <w:t xml:space="preserve">    </w:t>
@@ -1493,56 +1471,56 @@
       <w:r>
         <w:rPr>
           <w:color w:val="CF8E6D"/>
-          <w:sz w:val="28"/>
-          <w:szCs w:val="28"/>
+          <w:sz w:val="24"/>
+          <w:szCs w:val="24"/>
         </w:rPr>
         <w:t xml:space="preserve">for </w:t>
       </w:r>
       <w:r>
         <w:rPr>
           <w:color w:val="BCBEC4"/>
-          <w:sz w:val="28"/>
-          <w:szCs w:val="28"/>
+          <w:sz w:val="24"/>
+          <w:szCs w:val="24"/>
         </w:rPr>
         <w:t>(</w:t>
       </w:r>
       <w:r>
         <w:rPr>
           <w:color w:val="CF8E6D"/>
-          <w:sz w:val="28"/>
-          <w:szCs w:val="28"/>
+          <w:sz w:val="24"/>
+          <w:szCs w:val="24"/>
         </w:rPr>
         <w:t xml:space="preserve">int </w:t>
       </w:r>
       <w:r>
         <w:rPr>
           <w:color w:val="BCBEC4"/>
-          <w:sz w:val="28"/>
-          <w:szCs w:val="28"/>
+          <w:sz w:val="24"/>
+          <w:szCs w:val="24"/>
         </w:rPr>
         <w:t xml:space="preserve">k = </w:t>
       </w:r>
       <w:r>
         <w:rPr>
           <w:color w:val="2AACB8"/>
-          <w:sz w:val="28"/>
-          <w:szCs w:val="28"/>
+          <w:sz w:val="24"/>
+          <w:szCs w:val="24"/>
         </w:rPr>
         <w:t>0</w:t>
       </w:r>
       <w:r>
         <w:rPr>
           <w:color w:val="BCBEC4"/>
-          <w:sz w:val="28"/>
-          <w:szCs w:val="28"/>
+          <w:sz w:val="24"/>
+          <w:szCs w:val="24"/>
         </w:rPr>
         <w:t>; k &lt; n; k++) {</w:t>
       </w:r>
       <w:r>
         <w:rPr>
           <w:color w:val="BCBEC4"/>
-          <w:sz w:val="28"/>
-          <w:szCs w:val="28"/>
+          <w:sz w:val="24"/>
+          <w:szCs w:val="24"/>
         </w:rPr>
         <w:br/>
         <w:t xml:space="preserve">        </w:t>
@@ -1551,8 +1529,8 @@
       <w:r>
         <w:rPr>
           <w:color w:val="BCBEC4"/>
-          <w:sz w:val="28"/>
-          <w:szCs w:val="28"/>
+          <w:sz w:val="24"/>
+          <w:szCs w:val="24"/>
         </w:rPr>
         <w:t>cout</w:t>
       </w:r>
@@ -1560,64 +1538,106 @@
       <w:r>
         <w:rPr>
           <w:color w:val="BCBEC4"/>
-          <w:sz w:val="28"/>
-          <w:szCs w:val="28"/>
+          <w:sz w:val="24"/>
+          <w:szCs w:val="24"/>
         </w:rPr>
         <w:t xml:space="preserve"> </w:t>
       </w:r>
       <w:r>
         <w:rPr>
           <w:color w:val="57AAF7"/>
-          <w:sz w:val="28"/>
-          <w:szCs w:val="28"/>
+          <w:sz w:val="24"/>
+          <w:szCs w:val="24"/>
         </w:rPr>
         <w:t xml:space="preserve">&lt;&lt; </w:t>
       </w:r>
       <w:r>
         <w:rPr>
           <w:color w:val="6AAB73"/>
-          <w:sz w:val="28"/>
-          <w:szCs w:val="28"/>
+          <w:sz w:val="24"/>
+          <w:szCs w:val="24"/>
         </w:rPr>
         <w:t xml:space="preserve">"x = " </w:t>
       </w:r>
       <w:r>
         <w:rPr>
           <w:color w:val="57AAF7"/>
-          <w:sz w:val="28"/>
-          <w:szCs w:val="28"/>
+          <w:sz w:val="24"/>
+          <w:szCs w:val="24"/>
         </w:rPr>
         <w:t xml:space="preserve">&lt;&lt; </w:t>
       </w:r>
-      <w:r>
-        <w:rPr>
-          <w:color w:val="BCBEC4"/>
-          <w:sz w:val="28"/>
-          <w:szCs w:val="28"/>
+      <w:proofErr w:type="spellStart"/>
+      <w:r>
+        <w:rPr>
+          <w:color w:val="56A8F5"/>
+          <w:sz w:val="24"/>
+          <w:szCs w:val="24"/>
+        </w:rPr>
+        <w:t>setw</w:t>
+      </w:r>
+      <w:proofErr w:type="spellEnd"/>
+      <w:r>
+        <w:rPr>
+          <w:color w:val="BCBEC4"/>
+          <w:sz w:val="24"/>
+          <w:szCs w:val="24"/>
+        </w:rPr>
+        <w:t>(</w:t>
+      </w:r>
+      <w:r>
+        <w:rPr>
+          <w:color w:val="2AACB8"/>
+          <w:sz w:val="24"/>
+          <w:szCs w:val="24"/>
+        </w:rPr>
+        <w:t>5</w:t>
+      </w:r>
+      <w:r>
+        <w:rPr>
+          <w:color w:val="BCBEC4"/>
+          <w:sz w:val="24"/>
+          <w:szCs w:val="24"/>
+        </w:rPr>
+        <w:t xml:space="preserve">) </w:t>
+      </w:r>
+      <w:r>
+        <w:rPr>
+          <w:color w:val="57AAF7"/>
+          <w:sz w:val="24"/>
+          <w:szCs w:val="24"/>
+        </w:rPr>
+        <w:t xml:space="preserve">&lt;&lt; </w:t>
+      </w:r>
+      <w:r>
+        <w:rPr>
+          <w:color w:val="BCBEC4"/>
+          <w:sz w:val="24"/>
+          <w:szCs w:val="24"/>
         </w:rPr>
         <w:t xml:space="preserve">a </w:t>
       </w:r>
       <w:r>
         <w:rPr>
           <w:color w:val="57AAF7"/>
-          <w:sz w:val="28"/>
-          <w:szCs w:val="28"/>
+          <w:sz w:val="24"/>
+          <w:szCs w:val="24"/>
         </w:rPr>
         <w:t xml:space="preserve">&lt;&lt; </w:t>
       </w:r>
       <w:r>
         <w:rPr>
           <w:color w:val="6AAB73"/>
-          <w:sz w:val="28"/>
-          <w:szCs w:val="28"/>
-        </w:rPr>
-        <w:t>"    result = "</w:t>
+          <w:sz w:val="24"/>
+          <w:szCs w:val="24"/>
+        </w:rPr>
+        <w:t>"     result = "</w:t>
       </w:r>
       <w:r>
         <w:rPr>
           <w:color w:val="6AAB73"/>
-          <w:sz w:val="28"/>
-          <w:szCs w:val="28"/>
+          <w:sz w:val="24"/>
+          <w:szCs w:val="24"/>
         </w:rPr>
         <w:br/>
         <w:t xml:space="preserve">             </w:t>
@@ -1625,8 +1645,8 @@
       <w:r>
         <w:rPr>
           <w:color w:val="57AAF7"/>
-          <w:sz w:val="28"/>
-          <w:szCs w:val="28"/>
+          <w:sz w:val="24"/>
+          <w:szCs w:val="24"/>
         </w:rPr>
         <w:t xml:space="preserve">&lt;&lt;  </w:t>
       </w:r>
@@ -1634,8 +1654,8 @@
       <w:r>
         <w:rPr>
           <w:color w:val="BCBEC4"/>
-          <w:sz w:val="28"/>
-          <w:szCs w:val="28"/>
+          <w:sz w:val="24"/>
+          <w:szCs w:val="24"/>
         </w:rPr>
         <w:t>chosenFunction</w:t>
       </w:r>
@@ -1643,16 +1663,16 @@
       <w:r>
         <w:rPr>
           <w:color w:val="BCBEC4"/>
-          <w:sz w:val="28"/>
-          <w:szCs w:val="28"/>
+          <w:sz w:val="24"/>
+          <w:szCs w:val="24"/>
         </w:rPr>
         <w:t xml:space="preserve">(a, k) </w:t>
       </w:r>
       <w:r>
         <w:rPr>
           <w:color w:val="57AAF7"/>
-          <w:sz w:val="28"/>
-          <w:szCs w:val="28"/>
+          <w:sz w:val="24"/>
+          <w:szCs w:val="24"/>
         </w:rPr>
         <w:t xml:space="preserve">&lt;&lt; </w:t>
       </w:r>
@@ -1660,8 +1680,8 @@
       <w:r>
         <w:rPr>
           <w:color w:val="56A8F5"/>
-          <w:sz w:val="28"/>
-          <w:szCs w:val="28"/>
+          <w:sz w:val="24"/>
+          <w:szCs w:val="24"/>
         </w:rPr>
         <w:t>endl</w:t>
       </w:r>
@@ -1669,24 +1689,24 @@
       <w:r>
         <w:rPr>
           <w:color w:val="BCBEC4"/>
-          <w:sz w:val="28"/>
-          <w:szCs w:val="28"/>
+          <w:sz w:val="24"/>
+          <w:szCs w:val="24"/>
         </w:rPr>
         <w:t>;</w:t>
       </w:r>
       <w:r>
         <w:rPr>
           <w:color w:val="BCBEC4"/>
-          <w:sz w:val="28"/>
-          <w:szCs w:val="28"/>
-        </w:rPr>
-        <w:br/>
-      </w:r>
-      <w:r>
-        <w:rPr>
-          <w:color w:val="BCBEC4"/>
-          <w:sz w:val="28"/>
-          <w:szCs w:val="28"/>
+          <w:sz w:val="24"/>
+          <w:szCs w:val="24"/>
+        </w:rPr>
+        <w:br/>
+      </w:r>
+      <w:r>
+        <w:rPr>
+          <w:color w:val="BCBEC4"/>
+          <w:sz w:val="24"/>
+          <w:szCs w:val="24"/>
         </w:rPr>
         <w:br/>
         <w:t xml:space="preserve">        a = a &lt; b - h / </w:t>
@@ -1694,24 +1714,24 @@
       <w:r>
         <w:rPr>
           <w:color w:val="2AACB8"/>
-          <w:sz w:val="28"/>
-          <w:szCs w:val="28"/>
+          <w:sz w:val="24"/>
+          <w:szCs w:val="24"/>
         </w:rPr>
         <w:t xml:space="preserve">2 </w:t>
       </w:r>
       <w:r>
         <w:rPr>
           <w:color w:val="BCBEC4"/>
-          <w:sz w:val="28"/>
-          <w:szCs w:val="28"/>
+          <w:sz w:val="24"/>
+          <w:szCs w:val="24"/>
         </w:rPr>
         <w:t>? a += h : a;</w:t>
       </w:r>
       <w:r>
         <w:rPr>
           <w:color w:val="BCBEC4"/>
-          <w:sz w:val="28"/>
-          <w:szCs w:val="28"/>
+          <w:sz w:val="24"/>
+          <w:szCs w:val="24"/>
         </w:rPr>
         <w:br/>
         <w:t xml:space="preserve">    }</w:t>
@@ -1719,8 +1739,8 @@
       <w:r>
         <w:rPr>
           <w:color w:val="BCBEC4"/>
-          <w:sz w:val="28"/>
-          <w:szCs w:val="28"/>
+          <w:sz w:val="24"/>
+          <w:szCs w:val="24"/>
         </w:rPr>
         <w:br/>
         <w:t>}</w:t>
@@ -1728,34 +1748,1197 @@
       <w:r>
         <w:rPr>
           <w:color w:val="BCBEC4"/>
-          <w:sz w:val="28"/>
-          <w:szCs w:val="28"/>
-        </w:rPr>
-        <w:br/>
-      </w:r>
-      <w:r>
-        <w:rPr>
-          <w:color w:val="BCBEC4"/>
-          <w:sz w:val="28"/>
-          <w:szCs w:val="28"/>
-        </w:rPr>
-        <w:br/>
-      </w:r>
-      <w:r>
-        <w:rPr>
-          <w:color w:val="CF8E6D"/>
-          <w:sz w:val="28"/>
-          <w:szCs w:val="28"/>
+          <w:sz w:val="24"/>
+          <w:szCs w:val="24"/>
+        </w:rPr>
+        <w:br/>
+      </w:r>
+      <w:r>
+        <w:rPr>
+          <w:color w:val="BCBEC4"/>
+          <w:sz w:val="24"/>
+          <w:szCs w:val="24"/>
+        </w:rPr>
+        <w:br/>
+      </w:r>
+      <w:r>
+        <w:rPr>
+          <w:color w:val="CF8E6D"/>
+          <w:sz w:val="24"/>
+          <w:szCs w:val="24"/>
+        </w:rPr>
+        <w:t xml:space="preserve">void </w:t>
+      </w:r>
+      <w:proofErr w:type="spellStart"/>
+      <w:r>
+        <w:rPr>
+          <w:color w:val="56A8F5"/>
+          <w:sz w:val="24"/>
+          <w:szCs w:val="24"/>
+        </w:rPr>
+        <w:t>chooseFunction</w:t>
+      </w:r>
+      <w:proofErr w:type="spellEnd"/>
+      <w:r>
+        <w:rPr>
+          <w:color w:val="BCBEC4"/>
+          <w:sz w:val="24"/>
+          <w:szCs w:val="24"/>
+        </w:rPr>
+        <w:t>(</w:t>
+      </w:r>
+      <w:r>
+        <w:rPr>
+          <w:color w:val="CF8E6D"/>
+          <w:sz w:val="24"/>
+          <w:szCs w:val="24"/>
+        </w:rPr>
+        <w:t xml:space="preserve">double </w:t>
+      </w:r>
+      <w:r>
+        <w:rPr>
+          <w:color w:val="BCBEC4"/>
+          <w:sz w:val="24"/>
+          <w:szCs w:val="24"/>
+        </w:rPr>
+        <w:t xml:space="preserve">a, </w:t>
+      </w:r>
+      <w:r>
+        <w:rPr>
+          <w:color w:val="CF8E6D"/>
+          <w:sz w:val="24"/>
+          <w:szCs w:val="24"/>
+        </w:rPr>
+        <w:t xml:space="preserve">double </w:t>
+      </w:r>
+      <w:r>
+        <w:rPr>
+          <w:color w:val="BCBEC4"/>
+          <w:sz w:val="24"/>
+          <w:szCs w:val="24"/>
+        </w:rPr>
+        <w:t xml:space="preserve">b, </w:t>
+      </w:r>
+      <w:r>
+        <w:rPr>
+          <w:color w:val="CF8E6D"/>
+          <w:sz w:val="24"/>
+          <w:szCs w:val="24"/>
+        </w:rPr>
+        <w:t xml:space="preserve">double </w:t>
+      </w:r>
+      <w:r>
+        <w:rPr>
+          <w:color w:val="BCBEC4"/>
+          <w:sz w:val="24"/>
+          <w:szCs w:val="24"/>
+        </w:rPr>
+        <w:t xml:space="preserve">h, </w:t>
+      </w:r>
+      <w:r>
+        <w:rPr>
+          <w:color w:val="CF8E6D"/>
+          <w:sz w:val="24"/>
+          <w:szCs w:val="24"/>
+        </w:rPr>
+        <w:t xml:space="preserve">double </w:t>
+      </w:r>
+      <w:r>
+        <w:rPr>
+          <w:color w:val="BCBEC4"/>
+          <w:sz w:val="24"/>
+          <w:szCs w:val="24"/>
+        </w:rPr>
+        <w:t>n) {</w:t>
+      </w:r>
+      <w:r>
+        <w:rPr>
+          <w:color w:val="BCBEC4"/>
+          <w:sz w:val="24"/>
+          <w:szCs w:val="24"/>
+        </w:rPr>
+        <w:br/>
+        <w:t xml:space="preserve">    </w:t>
+      </w:r>
+      <w:r>
+        <w:rPr>
+          <w:color w:val="CF8E6D"/>
+          <w:sz w:val="24"/>
+          <w:szCs w:val="24"/>
+        </w:rPr>
+        <w:t xml:space="preserve">int </w:t>
+      </w:r>
+      <w:proofErr w:type="spellStart"/>
+      <w:r>
+        <w:rPr>
+          <w:color w:val="BCBEC4"/>
+          <w:sz w:val="24"/>
+          <w:szCs w:val="24"/>
+        </w:rPr>
+        <w:t>numberFunctionChoice</w:t>
+      </w:r>
+      <w:proofErr w:type="spellEnd"/>
+      <w:r>
+        <w:rPr>
+          <w:color w:val="BCBEC4"/>
+          <w:sz w:val="24"/>
+          <w:szCs w:val="24"/>
+        </w:rPr>
+        <w:t>;</w:t>
+      </w:r>
+      <w:r>
+        <w:rPr>
+          <w:color w:val="BCBEC4"/>
+          <w:sz w:val="24"/>
+          <w:szCs w:val="24"/>
+        </w:rPr>
+        <w:br/>
+      </w:r>
+      <w:r>
+        <w:rPr>
+          <w:color w:val="BCBEC4"/>
+          <w:sz w:val="24"/>
+          <w:szCs w:val="24"/>
+        </w:rPr>
+        <w:br/>
+        <w:t xml:space="preserve">    </w:t>
+      </w:r>
+      <w:proofErr w:type="spellStart"/>
+      <w:r>
+        <w:rPr>
+          <w:color w:val="BCBEC4"/>
+          <w:sz w:val="24"/>
+          <w:szCs w:val="24"/>
+        </w:rPr>
+        <w:t>cout</w:t>
+      </w:r>
+      <w:proofErr w:type="spellEnd"/>
+      <w:r>
+        <w:rPr>
+          <w:color w:val="BCBEC4"/>
+          <w:sz w:val="24"/>
+          <w:szCs w:val="24"/>
+        </w:rPr>
+        <w:t xml:space="preserve"> </w:t>
+      </w:r>
+      <w:r>
+        <w:rPr>
+          <w:color w:val="57AAF7"/>
+          <w:sz w:val="24"/>
+          <w:szCs w:val="24"/>
+        </w:rPr>
+        <w:t xml:space="preserve">&lt;&lt; </w:t>
+      </w:r>
+      <w:r>
+        <w:rPr>
+          <w:color w:val="6AAB73"/>
+          <w:sz w:val="24"/>
+          <w:szCs w:val="24"/>
+        </w:rPr>
+        <w:t>"</w:t>
+      </w:r>
+      <w:r>
+        <w:rPr>
+          <w:color w:val="CF8E6D"/>
+          <w:sz w:val="24"/>
+          <w:szCs w:val="24"/>
+        </w:rPr>
+        <w:t>\</w:t>
+      </w:r>
+      <w:proofErr w:type="spellStart"/>
+      <w:r>
+        <w:rPr>
+          <w:color w:val="CF8E6D"/>
+          <w:sz w:val="24"/>
+          <w:szCs w:val="24"/>
+        </w:rPr>
+        <w:t>n</w:t>
+      </w:r>
+      <w:r>
+        <w:rPr>
+          <w:color w:val="6AAB73"/>
+          <w:sz w:val="24"/>
+          <w:szCs w:val="24"/>
+        </w:rPr>
+        <w:t>Choose</w:t>
+      </w:r>
+      <w:proofErr w:type="spellEnd"/>
+      <w:r>
+        <w:rPr>
+          <w:color w:val="6AAB73"/>
+          <w:sz w:val="24"/>
+          <w:szCs w:val="24"/>
+        </w:rPr>
+        <w:t xml:space="preserve"> a function number: " </w:t>
+      </w:r>
+      <w:r>
+        <w:rPr>
+          <w:color w:val="57AAF7"/>
+          <w:sz w:val="24"/>
+          <w:szCs w:val="24"/>
+        </w:rPr>
+        <w:t xml:space="preserve">&lt;&lt; </w:t>
+      </w:r>
+      <w:proofErr w:type="spellStart"/>
+      <w:r>
+        <w:rPr>
+          <w:color w:val="56A8F5"/>
+          <w:sz w:val="24"/>
+          <w:szCs w:val="24"/>
+        </w:rPr>
+        <w:t>endl</w:t>
+      </w:r>
+      <w:proofErr w:type="spellEnd"/>
+      <w:r>
+        <w:rPr>
+          <w:color w:val="BCBEC4"/>
+          <w:sz w:val="24"/>
+          <w:szCs w:val="24"/>
+        </w:rPr>
+        <w:t>;</w:t>
+      </w:r>
+      <w:r>
+        <w:rPr>
+          <w:color w:val="BCBEC4"/>
+          <w:sz w:val="24"/>
+          <w:szCs w:val="24"/>
+        </w:rPr>
+        <w:br/>
+        <w:t xml:space="preserve">    </w:t>
+      </w:r>
+      <w:proofErr w:type="spellStart"/>
+      <w:r>
+        <w:rPr>
+          <w:color w:val="BCBEC4"/>
+          <w:sz w:val="24"/>
+          <w:szCs w:val="24"/>
+        </w:rPr>
+        <w:t>cout</w:t>
+      </w:r>
+      <w:proofErr w:type="spellEnd"/>
+      <w:r>
+        <w:rPr>
+          <w:color w:val="BCBEC4"/>
+          <w:sz w:val="24"/>
+          <w:szCs w:val="24"/>
+        </w:rPr>
+        <w:t xml:space="preserve"> </w:t>
+      </w:r>
+      <w:r>
+        <w:rPr>
+          <w:color w:val="57AAF7"/>
+          <w:sz w:val="24"/>
+          <w:szCs w:val="24"/>
+        </w:rPr>
+        <w:t xml:space="preserve">&lt;&lt; </w:t>
+      </w:r>
+      <w:r>
+        <w:rPr>
+          <w:color w:val="6AAB73"/>
+          <w:sz w:val="24"/>
+          <w:szCs w:val="24"/>
+        </w:rPr>
+        <w:t xml:space="preserve">"1) Y(x)" </w:t>
+      </w:r>
+      <w:r>
+        <w:rPr>
+          <w:color w:val="57AAF7"/>
+          <w:sz w:val="24"/>
+          <w:szCs w:val="24"/>
+        </w:rPr>
+        <w:t xml:space="preserve">&lt;&lt; </w:t>
+      </w:r>
+      <w:proofErr w:type="spellStart"/>
+      <w:r>
+        <w:rPr>
+          <w:color w:val="56A8F5"/>
+          <w:sz w:val="24"/>
+          <w:szCs w:val="24"/>
+        </w:rPr>
+        <w:t>endl</w:t>
+      </w:r>
+      <w:proofErr w:type="spellEnd"/>
+      <w:r>
+        <w:rPr>
+          <w:color w:val="BCBEC4"/>
+          <w:sz w:val="24"/>
+          <w:szCs w:val="24"/>
+        </w:rPr>
+        <w:t>;</w:t>
+      </w:r>
+      <w:r>
+        <w:rPr>
+          <w:color w:val="BCBEC4"/>
+          <w:sz w:val="24"/>
+          <w:szCs w:val="24"/>
+        </w:rPr>
+        <w:br/>
+      </w:r>
+      <w:r>
+        <w:rPr>
+          <w:color w:val="BCBEC4"/>
+          <w:sz w:val="24"/>
+          <w:szCs w:val="24"/>
         </w:rPr>
         <w:lastRenderedPageBreak/>
-        <w:t xml:space="preserve">void </w:t>
+        <w:t xml:space="preserve">    </w:t>
+      </w:r>
+      <w:proofErr w:type="spellStart"/>
+      <w:r>
+        <w:rPr>
+          <w:color w:val="BCBEC4"/>
+          <w:sz w:val="24"/>
+          <w:szCs w:val="24"/>
+        </w:rPr>
+        <w:t>cout</w:t>
+      </w:r>
+      <w:proofErr w:type="spellEnd"/>
+      <w:r>
+        <w:rPr>
+          <w:color w:val="BCBEC4"/>
+          <w:sz w:val="24"/>
+          <w:szCs w:val="24"/>
+        </w:rPr>
+        <w:t xml:space="preserve"> </w:t>
+      </w:r>
+      <w:r>
+        <w:rPr>
+          <w:color w:val="57AAF7"/>
+          <w:sz w:val="24"/>
+          <w:szCs w:val="24"/>
+        </w:rPr>
+        <w:t xml:space="preserve">&lt;&lt; </w:t>
+      </w:r>
+      <w:r>
+        <w:rPr>
+          <w:color w:val="6AAB73"/>
+          <w:sz w:val="24"/>
+          <w:szCs w:val="24"/>
+        </w:rPr>
+        <w:t xml:space="preserve">"2) S(x)" </w:t>
+      </w:r>
+      <w:r>
+        <w:rPr>
+          <w:color w:val="57AAF7"/>
+          <w:sz w:val="24"/>
+          <w:szCs w:val="24"/>
+        </w:rPr>
+        <w:t xml:space="preserve">&lt;&lt; </w:t>
       </w:r>
       <w:proofErr w:type="spellStart"/>
       <w:r>
         <w:rPr>
           <w:color w:val="56A8F5"/>
-          <w:sz w:val="28"/>
-          <w:szCs w:val="28"/>
+          <w:sz w:val="24"/>
+          <w:szCs w:val="24"/>
+        </w:rPr>
+        <w:t>endl</w:t>
+      </w:r>
+      <w:proofErr w:type="spellEnd"/>
+      <w:r>
+        <w:rPr>
+          <w:color w:val="BCBEC4"/>
+          <w:sz w:val="24"/>
+          <w:szCs w:val="24"/>
+        </w:rPr>
+        <w:t>;</w:t>
+      </w:r>
+      <w:r>
+        <w:rPr>
+          <w:color w:val="BCBEC4"/>
+          <w:sz w:val="24"/>
+          <w:szCs w:val="24"/>
+        </w:rPr>
+        <w:br/>
+        <w:t xml:space="preserve">    </w:t>
+      </w:r>
+      <w:proofErr w:type="spellStart"/>
+      <w:r>
+        <w:rPr>
+          <w:color w:val="BCBEC4"/>
+          <w:sz w:val="24"/>
+          <w:szCs w:val="24"/>
+        </w:rPr>
+        <w:t>cout</w:t>
+      </w:r>
+      <w:proofErr w:type="spellEnd"/>
+      <w:r>
+        <w:rPr>
+          <w:color w:val="BCBEC4"/>
+          <w:sz w:val="24"/>
+          <w:szCs w:val="24"/>
+        </w:rPr>
+        <w:t xml:space="preserve"> </w:t>
+      </w:r>
+      <w:r>
+        <w:rPr>
+          <w:color w:val="57AAF7"/>
+          <w:sz w:val="24"/>
+          <w:szCs w:val="24"/>
+        </w:rPr>
+        <w:t xml:space="preserve">&lt;&lt; </w:t>
+      </w:r>
+      <w:r>
+        <w:rPr>
+          <w:color w:val="6AAB73"/>
+          <w:sz w:val="24"/>
+          <w:szCs w:val="24"/>
+        </w:rPr>
+        <w:t xml:space="preserve">"3) |Y(x) - S(x)|" </w:t>
+      </w:r>
+      <w:r>
+        <w:rPr>
+          <w:color w:val="57AAF7"/>
+          <w:sz w:val="24"/>
+          <w:szCs w:val="24"/>
+        </w:rPr>
+        <w:t xml:space="preserve">&lt;&lt; </w:t>
+      </w:r>
+      <w:proofErr w:type="spellStart"/>
+      <w:r>
+        <w:rPr>
+          <w:color w:val="56A8F5"/>
+          <w:sz w:val="24"/>
+          <w:szCs w:val="24"/>
+        </w:rPr>
+        <w:t>endl</w:t>
+      </w:r>
+      <w:proofErr w:type="spellEnd"/>
+      <w:r>
+        <w:rPr>
+          <w:color w:val="BCBEC4"/>
+          <w:sz w:val="24"/>
+          <w:szCs w:val="24"/>
+        </w:rPr>
+        <w:t>;</w:t>
+      </w:r>
+      <w:r>
+        <w:rPr>
+          <w:color w:val="BCBEC4"/>
+          <w:sz w:val="24"/>
+          <w:szCs w:val="24"/>
+        </w:rPr>
+        <w:br/>
+      </w:r>
+      <w:r>
+        <w:rPr>
+          <w:color w:val="BCBEC4"/>
+          <w:sz w:val="24"/>
+          <w:szCs w:val="24"/>
+        </w:rPr>
+        <w:br/>
+        <w:t xml:space="preserve">    </w:t>
+      </w:r>
+      <w:proofErr w:type="spellStart"/>
+      <w:r>
+        <w:rPr>
+          <w:color w:val="BCBEC4"/>
+          <w:sz w:val="24"/>
+          <w:szCs w:val="24"/>
+        </w:rPr>
+        <w:t>cout</w:t>
+      </w:r>
+      <w:proofErr w:type="spellEnd"/>
+      <w:r>
+        <w:rPr>
+          <w:color w:val="BCBEC4"/>
+          <w:sz w:val="24"/>
+          <w:szCs w:val="24"/>
+        </w:rPr>
+        <w:t xml:space="preserve"> </w:t>
+      </w:r>
+      <w:r>
+        <w:rPr>
+          <w:color w:val="57AAF7"/>
+          <w:sz w:val="24"/>
+          <w:szCs w:val="24"/>
+        </w:rPr>
+        <w:t xml:space="preserve">&lt;&lt; </w:t>
+      </w:r>
+      <w:r>
+        <w:rPr>
+          <w:color w:val="6AAB73"/>
+          <w:sz w:val="24"/>
+          <w:szCs w:val="24"/>
+        </w:rPr>
+        <w:t>"</w:t>
+      </w:r>
+      <w:r>
+        <w:rPr>
+          <w:color w:val="CF8E6D"/>
+          <w:sz w:val="24"/>
+          <w:szCs w:val="24"/>
+        </w:rPr>
+        <w:t>\</w:t>
+      </w:r>
+      <w:proofErr w:type="spellStart"/>
+      <w:r>
+        <w:rPr>
+          <w:color w:val="CF8E6D"/>
+          <w:sz w:val="24"/>
+          <w:szCs w:val="24"/>
+        </w:rPr>
+        <w:t>n</w:t>
+      </w:r>
+      <w:r>
+        <w:rPr>
+          <w:color w:val="6AAB73"/>
+          <w:sz w:val="24"/>
+          <w:szCs w:val="24"/>
+        </w:rPr>
+        <w:t>Choose</w:t>
+      </w:r>
+      <w:proofErr w:type="spellEnd"/>
+      <w:r>
+        <w:rPr>
+          <w:color w:val="6AAB73"/>
+          <w:sz w:val="24"/>
+          <w:szCs w:val="24"/>
+        </w:rPr>
+        <w:t xml:space="preserve"> a function number: "</w:t>
+      </w:r>
+      <w:r>
+        <w:rPr>
+          <w:color w:val="BCBEC4"/>
+          <w:sz w:val="24"/>
+          <w:szCs w:val="24"/>
+        </w:rPr>
+        <w:t>;</w:t>
+      </w:r>
+      <w:r>
+        <w:rPr>
+          <w:color w:val="BCBEC4"/>
+          <w:sz w:val="24"/>
+          <w:szCs w:val="24"/>
+        </w:rPr>
+        <w:br/>
+        <w:t xml:space="preserve">    </w:t>
+      </w:r>
+      <w:proofErr w:type="spellStart"/>
+      <w:r>
+        <w:rPr>
+          <w:color w:val="BCBEC4"/>
+          <w:sz w:val="24"/>
+          <w:szCs w:val="24"/>
+        </w:rPr>
+        <w:t>cin</w:t>
+      </w:r>
+      <w:proofErr w:type="spellEnd"/>
+      <w:r>
+        <w:rPr>
+          <w:color w:val="BCBEC4"/>
+          <w:sz w:val="24"/>
+          <w:szCs w:val="24"/>
+        </w:rPr>
+        <w:t xml:space="preserve"> </w:t>
+      </w:r>
+      <w:r>
+        <w:rPr>
+          <w:color w:val="57AAF7"/>
+          <w:sz w:val="24"/>
+          <w:szCs w:val="24"/>
+        </w:rPr>
+        <w:t xml:space="preserve">&gt;&gt; </w:t>
+      </w:r>
+      <w:proofErr w:type="spellStart"/>
+      <w:r>
+        <w:rPr>
+          <w:color w:val="BCBEC4"/>
+          <w:sz w:val="24"/>
+          <w:szCs w:val="24"/>
+        </w:rPr>
+        <w:t>numberFunctionChoice</w:t>
+      </w:r>
+      <w:proofErr w:type="spellEnd"/>
+      <w:r>
+        <w:rPr>
+          <w:color w:val="BCBEC4"/>
+          <w:sz w:val="24"/>
+          <w:szCs w:val="24"/>
+        </w:rPr>
+        <w:t>;</w:t>
+      </w:r>
+      <w:r>
+        <w:rPr>
+          <w:color w:val="BCBEC4"/>
+          <w:sz w:val="24"/>
+          <w:szCs w:val="24"/>
+        </w:rPr>
+        <w:br/>
+        <w:t xml:space="preserve">    </w:t>
+      </w:r>
+      <w:proofErr w:type="spellStart"/>
+      <w:r>
+        <w:rPr>
+          <w:color w:val="BCBEC4"/>
+          <w:sz w:val="24"/>
+          <w:szCs w:val="24"/>
+        </w:rPr>
+        <w:t>cout</w:t>
+      </w:r>
+      <w:proofErr w:type="spellEnd"/>
+      <w:r>
+        <w:rPr>
+          <w:color w:val="BCBEC4"/>
+          <w:sz w:val="24"/>
+          <w:szCs w:val="24"/>
+        </w:rPr>
+        <w:t xml:space="preserve"> </w:t>
+      </w:r>
+      <w:r>
+        <w:rPr>
+          <w:color w:val="57AAF7"/>
+          <w:sz w:val="24"/>
+          <w:szCs w:val="24"/>
+        </w:rPr>
+        <w:t xml:space="preserve">&lt;&lt; </w:t>
+      </w:r>
+      <w:proofErr w:type="spellStart"/>
+      <w:r>
+        <w:rPr>
+          <w:color w:val="56A8F5"/>
+          <w:sz w:val="24"/>
+          <w:szCs w:val="24"/>
+        </w:rPr>
+        <w:t>endl</w:t>
+      </w:r>
+      <w:proofErr w:type="spellEnd"/>
+      <w:r>
+        <w:rPr>
+          <w:color w:val="BCBEC4"/>
+          <w:sz w:val="24"/>
+          <w:szCs w:val="24"/>
+        </w:rPr>
+        <w:t>;</w:t>
+      </w:r>
+      <w:r>
+        <w:rPr>
+          <w:color w:val="BCBEC4"/>
+          <w:sz w:val="24"/>
+          <w:szCs w:val="24"/>
+        </w:rPr>
+        <w:br/>
+      </w:r>
+      <w:r>
+        <w:rPr>
+          <w:color w:val="BCBEC4"/>
+          <w:sz w:val="24"/>
+          <w:szCs w:val="24"/>
+        </w:rPr>
+        <w:br/>
+        <w:t xml:space="preserve">    </w:t>
+      </w:r>
+      <w:r>
+        <w:rPr>
+          <w:color w:val="CF8E6D"/>
+          <w:sz w:val="24"/>
+          <w:szCs w:val="24"/>
+        </w:rPr>
+        <w:t xml:space="preserve">switch </w:t>
+      </w:r>
+      <w:r>
+        <w:rPr>
+          <w:color w:val="BCBEC4"/>
+          <w:sz w:val="24"/>
+          <w:szCs w:val="24"/>
+        </w:rPr>
+        <w:t>(</w:t>
+      </w:r>
+      <w:proofErr w:type="spellStart"/>
+      <w:r>
+        <w:rPr>
+          <w:color w:val="BCBEC4"/>
+          <w:sz w:val="24"/>
+          <w:szCs w:val="24"/>
+        </w:rPr>
+        <w:t>numberFunctionChoice</w:t>
+      </w:r>
+      <w:proofErr w:type="spellEnd"/>
+      <w:r>
+        <w:rPr>
+          <w:color w:val="BCBEC4"/>
+          <w:sz w:val="24"/>
+          <w:szCs w:val="24"/>
+        </w:rPr>
+        <w:t>) {</w:t>
+      </w:r>
+      <w:r>
+        <w:rPr>
+          <w:color w:val="BCBEC4"/>
+          <w:sz w:val="24"/>
+          <w:szCs w:val="24"/>
+        </w:rPr>
+        <w:br/>
+        <w:t xml:space="preserve">        </w:t>
+      </w:r>
+      <w:r>
+        <w:rPr>
+          <w:color w:val="CF8E6D"/>
+          <w:sz w:val="24"/>
+          <w:szCs w:val="24"/>
+        </w:rPr>
+        <w:t xml:space="preserve">case </w:t>
+      </w:r>
+      <w:r>
+        <w:rPr>
+          <w:color w:val="2AACB8"/>
+          <w:sz w:val="24"/>
+          <w:szCs w:val="24"/>
+        </w:rPr>
+        <w:t>1</w:t>
+      </w:r>
+      <w:r>
+        <w:rPr>
+          <w:color w:val="BCBEC4"/>
+          <w:sz w:val="24"/>
+          <w:szCs w:val="24"/>
+        </w:rPr>
+        <w:t>:</w:t>
+      </w:r>
+      <w:r>
+        <w:rPr>
+          <w:color w:val="BCBEC4"/>
+          <w:sz w:val="24"/>
+          <w:szCs w:val="24"/>
+        </w:rPr>
+        <w:br/>
+        <w:t xml:space="preserve">            </w:t>
+      </w:r>
+      <w:proofErr w:type="spellStart"/>
+      <w:r>
+        <w:rPr>
+          <w:color w:val="56A8F5"/>
+          <w:sz w:val="24"/>
+          <w:szCs w:val="24"/>
+        </w:rPr>
+        <w:t>printResults</w:t>
+      </w:r>
+      <w:proofErr w:type="spellEnd"/>
+      <w:r>
+        <w:rPr>
+          <w:color w:val="BCBEC4"/>
+          <w:sz w:val="24"/>
+          <w:szCs w:val="24"/>
+        </w:rPr>
+        <w:t>(</w:t>
+      </w:r>
+      <w:proofErr w:type="spellStart"/>
+      <w:r>
+        <w:rPr>
+          <w:color w:val="56A8F5"/>
+          <w:sz w:val="24"/>
+          <w:szCs w:val="24"/>
+        </w:rPr>
+        <w:t>calculateY</w:t>
+      </w:r>
+      <w:proofErr w:type="spellEnd"/>
+      <w:r>
+        <w:rPr>
+          <w:color w:val="BCBEC4"/>
+          <w:sz w:val="24"/>
+          <w:szCs w:val="24"/>
+        </w:rPr>
+        <w:t>, a, b, h, n);</w:t>
+      </w:r>
+      <w:r>
+        <w:rPr>
+          <w:color w:val="BCBEC4"/>
+          <w:sz w:val="24"/>
+          <w:szCs w:val="24"/>
+        </w:rPr>
+        <w:br/>
+        <w:t xml:space="preserve">            </w:t>
+      </w:r>
+      <w:r>
+        <w:rPr>
+          <w:color w:val="CF8E6D"/>
+          <w:sz w:val="24"/>
+          <w:szCs w:val="24"/>
+        </w:rPr>
+        <w:t>break</w:t>
+      </w:r>
+      <w:r>
+        <w:rPr>
+          <w:color w:val="BCBEC4"/>
+          <w:sz w:val="24"/>
+          <w:szCs w:val="24"/>
+        </w:rPr>
+        <w:t>;</w:t>
+      </w:r>
+      <w:r>
+        <w:rPr>
+          <w:color w:val="BCBEC4"/>
+          <w:sz w:val="24"/>
+          <w:szCs w:val="24"/>
+        </w:rPr>
+        <w:br/>
+      </w:r>
+      <w:r>
+        <w:rPr>
+          <w:color w:val="BCBEC4"/>
+          <w:sz w:val="24"/>
+          <w:szCs w:val="24"/>
+        </w:rPr>
+        <w:br/>
+        <w:t xml:space="preserve">        </w:t>
+      </w:r>
+      <w:r>
+        <w:rPr>
+          <w:color w:val="CF8E6D"/>
+          <w:sz w:val="24"/>
+          <w:szCs w:val="24"/>
+        </w:rPr>
+        <w:t xml:space="preserve">case </w:t>
+      </w:r>
+      <w:r>
+        <w:rPr>
+          <w:color w:val="2AACB8"/>
+          <w:sz w:val="24"/>
+          <w:szCs w:val="24"/>
+        </w:rPr>
+        <w:t>2</w:t>
+      </w:r>
+      <w:r>
+        <w:rPr>
+          <w:color w:val="BCBEC4"/>
+          <w:sz w:val="24"/>
+          <w:szCs w:val="24"/>
+        </w:rPr>
+        <w:t>:</w:t>
+      </w:r>
+      <w:r>
+        <w:rPr>
+          <w:color w:val="BCBEC4"/>
+          <w:sz w:val="24"/>
+          <w:szCs w:val="24"/>
+        </w:rPr>
+        <w:br/>
+        <w:t xml:space="preserve">            </w:t>
+      </w:r>
+      <w:proofErr w:type="spellStart"/>
+      <w:r>
+        <w:rPr>
+          <w:color w:val="56A8F5"/>
+          <w:sz w:val="24"/>
+          <w:szCs w:val="24"/>
+        </w:rPr>
+        <w:t>printResults</w:t>
+      </w:r>
+      <w:proofErr w:type="spellEnd"/>
+      <w:r>
+        <w:rPr>
+          <w:color w:val="BCBEC4"/>
+          <w:sz w:val="24"/>
+          <w:szCs w:val="24"/>
+        </w:rPr>
+        <w:t>(</w:t>
+      </w:r>
+      <w:proofErr w:type="spellStart"/>
+      <w:r>
+        <w:rPr>
+          <w:color w:val="56A8F5"/>
+          <w:sz w:val="24"/>
+          <w:szCs w:val="24"/>
+        </w:rPr>
+        <w:t>calculateS</w:t>
+      </w:r>
+      <w:proofErr w:type="spellEnd"/>
+      <w:r>
+        <w:rPr>
+          <w:color w:val="BCBEC4"/>
+          <w:sz w:val="24"/>
+          <w:szCs w:val="24"/>
+        </w:rPr>
+        <w:t>, a, b, h, n);</w:t>
+      </w:r>
+      <w:r>
+        <w:rPr>
+          <w:color w:val="BCBEC4"/>
+          <w:sz w:val="24"/>
+          <w:szCs w:val="24"/>
+        </w:rPr>
+        <w:br/>
+        <w:t xml:space="preserve">            </w:t>
+      </w:r>
+      <w:r>
+        <w:rPr>
+          <w:color w:val="CF8E6D"/>
+          <w:sz w:val="24"/>
+          <w:szCs w:val="24"/>
+        </w:rPr>
+        <w:t>break</w:t>
+      </w:r>
+      <w:r>
+        <w:rPr>
+          <w:color w:val="BCBEC4"/>
+          <w:sz w:val="24"/>
+          <w:szCs w:val="24"/>
+        </w:rPr>
+        <w:t>;</w:t>
+      </w:r>
+      <w:r>
+        <w:rPr>
+          <w:color w:val="BCBEC4"/>
+          <w:sz w:val="24"/>
+          <w:szCs w:val="24"/>
+        </w:rPr>
+        <w:br/>
+      </w:r>
+      <w:r>
+        <w:rPr>
+          <w:color w:val="BCBEC4"/>
+          <w:sz w:val="24"/>
+          <w:szCs w:val="24"/>
+        </w:rPr>
+        <w:br/>
+        <w:t xml:space="preserve">        </w:t>
+      </w:r>
+      <w:r>
+        <w:rPr>
+          <w:color w:val="CF8E6D"/>
+          <w:sz w:val="24"/>
+          <w:szCs w:val="24"/>
+        </w:rPr>
+        <w:t xml:space="preserve">case </w:t>
+      </w:r>
+      <w:r>
+        <w:rPr>
+          <w:color w:val="2AACB8"/>
+          <w:sz w:val="24"/>
+          <w:szCs w:val="24"/>
+        </w:rPr>
+        <w:t>3</w:t>
+      </w:r>
+      <w:r>
+        <w:rPr>
+          <w:color w:val="BCBEC4"/>
+          <w:sz w:val="24"/>
+          <w:szCs w:val="24"/>
+        </w:rPr>
+        <w:t>:</w:t>
+      </w:r>
+      <w:r>
+        <w:rPr>
+          <w:color w:val="BCBEC4"/>
+          <w:sz w:val="24"/>
+          <w:szCs w:val="24"/>
+        </w:rPr>
+        <w:br/>
+        <w:t xml:space="preserve">            </w:t>
+      </w:r>
+      <w:proofErr w:type="spellStart"/>
+      <w:r>
+        <w:rPr>
+          <w:color w:val="56A8F5"/>
+          <w:sz w:val="24"/>
+          <w:szCs w:val="24"/>
+        </w:rPr>
+        <w:t>printResults</w:t>
+      </w:r>
+      <w:proofErr w:type="spellEnd"/>
+      <w:r>
+        <w:rPr>
+          <w:color w:val="BCBEC4"/>
+          <w:sz w:val="24"/>
+          <w:szCs w:val="24"/>
+        </w:rPr>
+        <w:t>(</w:t>
+      </w:r>
+      <w:proofErr w:type="spellStart"/>
+      <w:r>
+        <w:rPr>
+          <w:color w:val="56A8F5"/>
+          <w:sz w:val="24"/>
+          <w:szCs w:val="24"/>
+        </w:rPr>
+        <w:t>calculateDifference</w:t>
+      </w:r>
+      <w:proofErr w:type="spellEnd"/>
+      <w:r>
+        <w:rPr>
+          <w:color w:val="BCBEC4"/>
+          <w:sz w:val="24"/>
+          <w:szCs w:val="24"/>
+        </w:rPr>
+        <w:t>, a, b, h, n);</w:t>
+      </w:r>
+      <w:r>
+        <w:rPr>
+          <w:color w:val="BCBEC4"/>
+          <w:sz w:val="24"/>
+          <w:szCs w:val="24"/>
+        </w:rPr>
+        <w:br/>
+        <w:t xml:space="preserve">            </w:t>
+      </w:r>
+      <w:r>
+        <w:rPr>
+          <w:color w:val="CF8E6D"/>
+          <w:sz w:val="24"/>
+          <w:szCs w:val="24"/>
+        </w:rPr>
+        <w:t>break</w:t>
+      </w:r>
+      <w:r>
+        <w:rPr>
+          <w:color w:val="BCBEC4"/>
+          <w:sz w:val="24"/>
+          <w:szCs w:val="24"/>
+        </w:rPr>
+        <w:t>;</w:t>
+      </w:r>
+      <w:r>
+        <w:rPr>
+          <w:color w:val="BCBEC4"/>
+          <w:sz w:val="24"/>
+          <w:szCs w:val="24"/>
+        </w:rPr>
+        <w:br/>
+      </w:r>
+      <w:r>
+        <w:rPr>
+          <w:color w:val="BCBEC4"/>
+          <w:sz w:val="24"/>
+          <w:szCs w:val="24"/>
+        </w:rPr>
+        <w:br/>
+        <w:t xml:space="preserve">        </w:t>
+      </w:r>
+      <w:r>
+        <w:rPr>
+          <w:color w:val="CF8E6D"/>
+          <w:sz w:val="24"/>
+          <w:szCs w:val="24"/>
+        </w:rPr>
+        <w:t>default</w:t>
+      </w:r>
+      <w:r>
+        <w:rPr>
+          <w:color w:val="BCBEC4"/>
+          <w:sz w:val="24"/>
+          <w:szCs w:val="24"/>
+        </w:rPr>
+        <w:t>:</w:t>
+      </w:r>
+      <w:r>
+        <w:rPr>
+          <w:color w:val="BCBEC4"/>
+          <w:sz w:val="24"/>
+          <w:szCs w:val="24"/>
+        </w:rPr>
+        <w:br/>
+        <w:t xml:space="preserve">            </w:t>
+      </w:r>
+      <w:proofErr w:type="spellStart"/>
+      <w:r>
+        <w:rPr>
+          <w:color w:val="BCBEC4"/>
+          <w:sz w:val="24"/>
+          <w:szCs w:val="24"/>
+        </w:rPr>
+        <w:t>cout</w:t>
+      </w:r>
+      <w:proofErr w:type="spellEnd"/>
+      <w:r>
+        <w:rPr>
+          <w:color w:val="BCBEC4"/>
+          <w:sz w:val="24"/>
+          <w:szCs w:val="24"/>
+        </w:rPr>
+        <w:t xml:space="preserve"> </w:t>
+      </w:r>
+      <w:r>
+        <w:rPr>
+          <w:color w:val="57AAF7"/>
+          <w:sz w:val="24"/>
+          <w:szCs w:val="24"/>
+        </w:rPr>
+        <w:t xml:space="preserve">&lt;&lt; </w:t>
+      </w:r>
+      <w:r>
+        <w:rPr>
+          <w:color w:val="6AAB73"/>
+          <w:sz w:val="24"/>
+          <w:szCs w:val="24"/>
+        </w:rPr>
+        <w:t>"</w:t>
+      </w:r>
+      <w:r>
+        <w:rPr>
+          <w:color w:val="CF8E6D"/>
+          <w:sz w:val="24"/>
+          <w:szCs w:val="24"/>
+        </w:rPr>
+        <w:t>\</w:t>
+      </w:r>
+      <w:proofErr w:type="spellStart"/>
+      <w:r>
+        <w:rPr>
+          <w:color w:val="CF8E6D"/>
+          <w:sz w:val="24"/>
+          <w:szCs w:val="24"/>
+        </w:rPr>
+        <w:t>n</w:t>
+      </w:r>
+      <w:r>
+        <w:rPr>
+          <w:color w:val="6AAB73"/>
+          <w:sz w:val="24"/>
+          <w:szCs w:val="24"/>
+        </w:rPr>
+        <w:t>Invalid</w:t>
+      </w:r>
+      <w:proofErr w:type="spellEnd"/>
+      <w:r>
+        <w:rPr>
+          <w:color w:val="6AAB73"/>
+          <w:sz w:val="24"/>
+          <w:szCs w:val="24"/>
+        </w:rPr>
+        <w:t xml:space="preserve"> function choice." </w:t>
+      </w:r>
+      <w:r>
+        <w:rPr>
+          <w:color w:val="57AAF7"/>
+          <w:sz w:val="24"/>
+          <w:szCs w:val="24"/>
+        </w:rPr>
+        <w:t xml:space="preserve">&lt;&lt; </w:t>
+      </w:r>
+      <w:proofErr w:type="spellStart"/>
+      <w:r>
+        <w:rPr>
+          <w:color w:val="56A8F5"/>
+          <w:sz w:val="24"/>
+          <w:szCs w:val="24"/>
+        </w:rPr>
+        <w:t>endl</w:t>
+      </w:r>
+      <w:proofErr w:type="spellEnd"/>
+      <w:r>
+        <w:rPr>
+          <w:color w:val="BCBEC4"/>
+          <w:sz w:val="24"/>
+          <w:szCs w:val="24"/>
+        </w:rPr>
+        <w:t>;</w:t>
+      </w:r>
+      <w:r>
+        <w:rPr>
+          <w:color w:val="BCBEC4"/>
+          <w:sz w:val="24"/>
+          <w:szCs w:val="24"/>
+        </w:rPr>
+        <w:br/>
+        <w:t xml:space="preserve">            </w:t>
+      </w:r>
+      <w:proofErr w:type="spellStart"/>
+      <w:proofErr w:type="gramStart"/>
+      <w:r>
+        <w:rPr>
+          <w:color w:val="56A8F5"/>
+          <w:sz w:val="24"/>
+          <w:szCs w:val="24"/>
         </w:rPr>
         <w:t>chooseFunction</w:t>
       </w:r>
@@ -1763,2075 +2946,1012 @@
       <w:r>
         <w:rPr>
           <w:color w:val="BCBEC4"/>
-          <w:sz w:val="28"/>
-          <w:szCs w:val="28"/>
+          <w:sz w:val="24"/>
+          <w:szCs w:val="24"/>
         </w:rPr>
         <w:t>(</w:t>
       </w:r>
-      <w:r>
-        <w:rPr>
-          <w:color w:val="CF8E6D"/>
-          <w:sz w:val="28"/>
-          <w:szCs w:val="28"/>
+      <w:proofErr w:type="gramEnd"/>
+      <w:r>
+        <w:rPr>
+          <w:color w:val="BCBEC4"/>
+          <w:sz w:val="24"/>
+          <w:szCs w:val="24"/>
+        </w:rPr>
+        <w:t>a, b, h, n);</w:t>
+      </w:r>
+      <w:r>
+        <w:rPr>
+          <w:color w:val="BCBEC4"/>
+          <w:sz w:val="24"/>
+          <w:szCs w:val="24"/>
+        </w:rPr>
+        <w:br/>
+        <w:t xml:space="preserve">            </w:t>
+      </w:r>
+      <w:r>
+        <w:rPr>
+          <w:color w:val="CF8E6D"/>
+          <w:sz w:val="24"/>
+          <w:szCs w:val="24"/>
+        </w:rPr>
+        <w:t>break</w:t>
+      </w:r>
+      <w:r>
+        <w:rPr>
+          <w:color w:val="BCBEC4"/>
+          <w:sz w:val="24"/>
+          <w:szCs w:val="24"/>
+        </w:rPr>
+        <w:t>;</w:t>
+      </w:r>
+      <w:r>
+        <w:rPr>
+          <w:color w:val="BCBEC4"/>
+          <w:sz w:val="24"/>
+          <w:szCs w:val="24"/>
+        </w:rPr>
+        <w:br/>
+        <w:t xml:space="preserve">  </w:t>
+      </w:r>
+      <w:proofErr w:type="gramStart"/>
+      <w:r>
+        <w:rPr>
+          <w:color w:val="BCBEC4"/>
+          <w:sz w:val="24"/>
+          <w:szCs w:val="24"/>
+        </w:rPr>
+        <w:t xml:space="preserve">  }</w:t>
+      </w:r>
+      <w:proofErr w:type="gramEnd"/>
+      <w:r>
+        <w:rPr>
+          <w:color w:val="BCBEC4"/>
+          <w:sz w:val="24"/>
+          <w:szCs w:val="24"/>
+        </w:rPr>
+        <w:br/>
+        <w:t>}</w:t>
+      </w:r>
+      <w:r>
+        <w:rPr>
+          <w:color w:val="BCBEC4"/>
+          <w:sz w:val="24"/>
+          <w:szCs w:val="24"/>
+        </w:rPr>
+        <w:br/>
+      </w:r>
+      <w:r>
+        <w:rPr>
+          <w:color w:val="BCBEC4"/>
+          <w:sz w:val="24"/>
+          <w:szCs w:val="24"/>
+        </w:rPr>
+        <w:br/>
+      </w:r>
+      <w:r>
+        <w:rPr>
+          <w:color w:val="CF8E6D"/>
+          <w:sz w:val="24"/>
+          <w:szCs w:val="24"/>
         </w:rPr>
         <w:t xml:space="preserve">double </w:t>
       </w:r>
-      <w:r>
-        <w:rPr>
-          <w:color w:val="BCBEC4"/>
-          <w:sz w:val="28"/>
-          <w:szCs w:val="28"/>
-        </w:rPr>
-        <w:t xml:space="preserve">a, </w:t>
-      </w:r>
-      <w:r>
-        <w:rPr>
-          <w:color w:val="CF8E6D"/>
-          <w:sz w:val="28"/>
-          <w:szCs w:val="28"/>
+      <w:proofErr w:type="spellStart"/>
+      <w:proofErr w:type="gramStart"/>
+      <w:r>
+        <w:rPr>
+          <w:color w:val="56A8F5"/>
+          <w:sz w:val="24"/>
+          <w:szCs w:val="24"/>
+        </w:rPr>
+        <w:t>inputNumber</w:t>
+      </w:r>
+      <w:proofErr w:type="spellEnd"/>
+      <w:r>
+        <w:rPr>
+          <w:color w:val="BCBEC4"/>
+          <w:sz w:val="24"/>
+          <w:szCs w:val="24"/>
+        </w:rPr>
+        <w:t>(</w:t>
+      </w:r>
+      <w:proofErr w:type="gramEnd"/>
+      <w:r>
+        <w:rPr>
+          <w:color w:val="CF8E6D"/>
+          <w:sz w:val="24"/>
+          <w:szCs w:val="24"/>
+        </w:rPr>
+        <w:t xml:space="preserve">const </w:t>
+      </w:r>
+      <w:r>
+        <w:rPr>
+          <w:color w:val="BCBEC4"/>
+          <w:sz w:val="24"/>
+          <w:szCs w:val="24"/>
+        </w:rPr>
+        <w:t>string&amp; message) {</w:t>
+      </w:r>
+      <w:r>
+        <w:rPr>
+          <w:color w:val="BCBEC4"/>
+          <w:sz w:val="24"/>
+          <w:szCs w:val="24"/>
+        </w:rPr>
+        <w:br/>
+        <w:t xml:space="preserve">    string input;</w:t>
+      </w:r>
+      <w:r>
+        <w:rPr>
+          <w:color w:val="BCBEC4"/>
+          <w:sz w:val="24"/>
+          <w:szCs w:val="24"/>
+        </w:rPr>
+        <w:br/>
+        <w:t xml:space="preserve">    </w:t>
+      </w:r>
+      <w:r>
+        <w:rPr>
+          <w:color w:val="CF8E6D"/>
+          <w:sz w:val="24"/>
+          <w:szCs w:val="24"/>
         </w:rPr>
         <w:t xml:space="preserve">double </w:t>
       </w:r>
       <w:r>
         <w:rPr>
           <w:color w:val="BCBEC4"/>
-          <w:sz w:val="28"/>
-          <w:szCs w:val="28"/>
-        </w:rPr>
-        <w:t xml:space="preserve">b, </w:t>
-      </w:r>
-      <w:r>
-        <w:rPr>
-          <w:color w:val="CF8E6D"/>
-          <w:sz w:val="28"/>
-          <w:szCs w:val="28"/>
+          <w:sz w:val="24"/>
+          <w:szCs w:val="24"/>
+        </w:rPr>
+        <w:t>number;</w:t>
+      </w:r>
+      <w:r>
+        <w:rPr>
+          <w:color w:val="BCBEC4"/>
+          <w:sz w:val="24"/>
+          <w:szCs w:val="24"/>
+        </w:rPr>
+        <w:br/>
+        <w:t xml:space="preserve">    </w:t>
+      </w:r>
+      <w:r>
+        <w:rPr>
+          <w:color w:val="CF8E6D"/>
+          <w:sz w:val="24"/>
+          <w:szCs w:val="24"/>
+        </w:rPr>
+        <w:t xml:space="preserve">char </w:t>
+      </w:r>
+      <w:r>
+        <w:rPr>
+          <w:color w:val="BCBEC4"/>
+          <w:sz w:val="24"/>
+          <w:szCs w:val="24"/>
+        </w:rPr>
+        <w:t>extra;</w:t>
+      </w:r>
+      <w:r>
+        <w:rPr>
+          <w:color w:val="BCBEC4"/>
+          <w:sz w:val="24"/>
+          <w:szCs w:val="24"/>
+        </w:rPr>
+        <w:br/>
+        <w:t xml:space="preserve">    </w:t>
+      </w:r>
+      <w:proofErr w:type="spellStart"/>
+      <w:r>
+        <w:rPr>
+          <w:color w:val="BCBEC4"/>
+          <w:sz w:val="24"/>
+          <w:szCs w:val="24"/>
+        </w:rPr>
+        <w:t>cout</w:t>
+      </w:r>
+      <w:proofErr w:type="spellEnd"/>
+      <w:r>
+        <w:rPr>
+          <w:color w:val="BCBEC4"/>
+          <w:sz w:val="24"/>
+          <w:szCs w:val="24"/>
+        </w:rPr>
+        <w:t xml:space="preserve"> </w:t>
+      </w:r>
+      <w:r>
+        <w:rPr>
+          <w:color w:val="57AAF7"/>
+          <w:sz w:val="24"/>
+          <w:szCs w:val="24"/>
+        </w:rPr>
+        <w:t xml:space="preserve">&lt;&lt; </w:t>
+      </w:r>
+      <w:r>
+        <w:rPr>
+          <w:color w:val="BCBEC4"/>
+          <w:sz w:val="24"/>
+          <w:szCs w:val="24"/>
+        </w:rPr>
+        <w:t>message;</w:t>
+      </w:r>
+      <w:r>
+        <w:rPr>
+          <w:color w:val="BCBEC4"/>
+          <w:sz w:val="24"/>
+          <w:szCs w:val="24"/>
+        </w:rPr>
+        <w:br/>
+      </w:r>
+      <w:r>
+        <w:rPr>
+          <w:color w:val="BCBEC4"/>
+          <w:sz w:val="24"/>
+          <w:szCs w:val="24"/>
+        </w:rPr>
+        <w:br/>
+        <w:t xml:space="preserve">    </w:t>
+      </w:r>
+      <w:proofErr w:type="spellStart"/>
+      <w:proofErr w:type="gramStart"/>
+      <w:r>
+        <w:rPr>
+          <w:color w:val="56A8F5"/>
+          <w:sz w:val="24"/>
+          <w:szCs w:val="24"/>
+        </w:rPr>
+        <w:t>getline</w:t>
+      </w:r>
+      <w:proofErr w:type="spellEnd"/>
+      <w:r>
+        <w:rPr>
+          <w:color w:val="BCBEC4"/>
+          <w:sz w:val="24"/>
+          <w:szCs w:val="24"/>
+        </w:rPr>
+        <w:t>(</w:t>
+      </w:r>
+      <w:proofErr w:type="spellStart"/>
+      <w:proofErr w:type="gramEnd"/>
+      <w:r>
+        <w:rPr>
+          <w:color w:val="BCBEC4"/>
+          <w:sz w:val="24"/>
+          <w:szCs w:val="24"/>
+        </w:rPr>
+        <w:t>cin</w:t>
+      </w:r>
+      <w:proofErr w:type="spellEnd"/>
+      <w:r>
+        <w:rPr>
+          <w:color w:val="BCBEC4"/>
+          <w:sz w:val="24"/>
+          <w:szCs w:val="24"/>
+        </w:rPr>
+        <w:t>, input);</w:t>
+      </w:r>
+      <w:r>
+        <w:rPr>
+          <w:color w:val="BCBEC4"/>
+          <w:sz w:val="24"/>
+          <w:szCs w:val="24"/>
+        </w:rPr>
+        <w:br/>
+      </w:r>
+      <w:r>
+        <w:rPr>
+          <w:color w:val="BCBEC4"/>
+          <w:sz w:val="24"/>
+          <w:szCs w:val="24"/>
+        </w:rPr>
+        <w:br/>
+        <w:t xml:space="preserve">    </w:t>
+      </w:r>
+      <w:proofErr w:type="spellStart"/>
+      <w:r>
+        <w:rPr>
+          <w:color w:val="BCBEC4"/>
+          <w:sz w:val="24"/>
+          <w:szCs w:val="24"/>
+        </w:rPr>
+        <w:t>stringstream</w:t>
+      </w:r>
+      <w:proofErr w:type="spellEnd"/>
+      <w:r>
+        <w:rPr>
+          <w:color w:val="BCBEC4"/>
+          <w:sz w:val="24"/>
+          <w:szCs w:val="24"/>
+        </w:rPr>
+        <w:t xml:space="preserve"> stream</w:t>
+      </w:r>
+      <w:r>
+        <w:rPr>
+          <w:color w:val="57AAF7"/>
+          <w:sz w:val="24"/>
+          <w:szCs w:val="24"/>
+        </w:rPr>
+        <w:t>(</w:t>
+      </w:r>
+      <w:r>
+        <w:rPr>
+          <w:color w:val="BCBEC4"/>
+          <w:sz w:val="24"/>
+          <w:szCs w:val="24"/>
+        </w:rPr>
+        <w:t>input</w:t>
+      </w:r>
+      <w:r>
+        <w:rPr>
+          <w:color w:val="57AAF7"/>
+          <w:sz w:val="24"/>
+          <w:szCs w:val="24"/>
+        </w:rPr>
+        <w:t>)</w:t>
+      </w:r>
+      <w:r>
+        <w:rPr>
+          <w:color w:val="BCBEC4"/>
+          <w:sz w:val="24"/>
+          <w:szCs w:val="24"/>
+        </w:rPr>
+        <w:t>;</w:t>
+      </w:r>
+      <w:r>
+        <w:rPr>
+          <w:color w:val="BCBEC4"/>
+          <w:sz w:val="24"/>
+          <w:szCs w:val="24"/>
+        </w:rPr>
+        <w:br/>
+      </w:r>
+      <w:r>
+        <w:rPr>
+          <w:color w:val="BCBEC4"/>
+          <w:sz w:val="24"/>
+          <w:szCs w:val="24"/>
+        </w:rPr>
+        <w:br/>
+        <w:t xml:space="preserve">    </w:t>
+      </w:r>
+      <w:r>
+        <w:rPr>
+          <w:color w:val="CF8E6D"/>
+          <w:sz w:val="24"/>
+          <w:szCs w:val="24"/>
+        </w:rPr>
+        <w:t xml:space="preserve">if </w:t>
+      </w:r>
+      <w:r>
+        <w:rPr>
+          <w:color w:val="BCBEC4"/>
+          <w:sz w:val="24"/>
+          <w:szCs w:val="24"/>
+        </w:rPr>
+        <w:t xml:space="preserve">(stream </w:t>
+      </w:r>
+      <w:r>
+        <w:rPr>
+          <w:color w:val="57AAF7"/>
+          <w:sz w:val="24"/>
+          <w:szCs w:val="24"/>
+        </w:rPr>
+        <w:t xml:space="preserve">&gt;&gt; </w:t>
+      </w:r>
+      <w:r>
+        <w:rPr>
+          <w:color w:val="BCBEC4"/>
+          <w:sz w:val="24"/>
+          <w:szCs w:val="24"/>
+        </w:rPr>
+        <w:t>number &amp;</w:t>
+      </w:r>
+      <w:proofErr w:type="gramStart"/>
+      <w:r>
+        <w:rPr>
+          <w:color w:val="BCBEC4"/>
+          <w:sz w:val="24"/>
+          <w:szCs w:val="24"/>
+        </w:rPr>
+        <w:t xml:space="preserve">&amp; </w:t>
+      </w:r>
+      <w:r>
+        <w:rPr>
+          <w:color w:val="57AAF7"/>
+          <w:sz w:val="24"/>
+          <w:szCs w:val="24"/>
+        </w:rPr>
+        <w:t>!</w:t>
+      </w:r>
+      <w:proofErr w:type="gramEnd"/>
+      <w:r>
+        <w:rPr>
+          <w:color w:val="BCBEC4"/>
+          <w:sz w:val="24"/>
+          <w:szCs w:val="24"/>
+        </w:rPr>
+        <w:t xml:space="preserve">(stream </w:t>
+      </w:r>
+      <w:r>
+        <w:rPr>
+          <w:color w:val="57AAF7"/>
+          <w:sz w:val="24"/>
+          <w:szCs w:val="24"/>
+        </w:rPr>
+        <w:t xml:space="preserve">&gt;&gt; </w:t>
+      </w:r>
+      <w:r>
+        <w:rPr>
+          <w:color w:val="BCBEC4"/>
+          <w:sz w:val="24"/>
+          <w:szCs w:val="24"/>
+        </w:rPr>
+        <w:t>extra)) {</w:t>
+      </w:r>
+      <w:r>
+        <w:rPr>
+          <w:color w:val="BCBEC4"/>
+          <w:sz w:val="24"/>
+          <w:szCs w:val="24"/>
+        </w:rPr>
+        <w:br/>
+        <w:t xml:space="preserve">        </w:t>
+      </w:r>
+      <w:r>
+        <w:rPr>
+          <w:color w:val="CF8E6D"/>
+          <w:sz w:val="24"/>
+          <w:szCs w:val="24"/>
+        </w:rPr>
+        <w:t xml:space="preserve">return </w:t>
+      </w:r>
+      <w:r>
+        <w:rPr>
+          <w:color w:val="BCBEC4"/>
+          <w:sz w:val="24"/>
+          <w:szCs w:val="24"/>
+        </w:rPr>
+        <w:t>number;</w:t>
+      </w:r>
+      <w:r>
+        <w:rPr>
+          <w:color w:val="BCBEC4"/>
+          <w:sz w:val="24"/>
+          <w:szCs w:val="24"/>
+        </w:rPr>
+        <w:br/>
+        <w:t xml:space="preserve">  </w:t>
+      </w:r>
+      <w:proofErr w:type="gramStart"/>
+      <w:r>
+        <w:rPr>
+          <w:color w:val="BCBEC4"/>
+          <w:sz w:val="24"/>
+          <w:szCs w:val="24"/>
+        </w:rPr>
+        <w:t xml:space="preserve">  }</w:t>
+      </w:r>
+      <w:proofErr w:type="gramEnd"/>
+      <w:r>
+        <w:rPr>
+          <w:color w:val="BCBEC4"/>
+          <w:sz w:val="24"/>
+          <w:szCs w:val="24"/>
+        </w:rPr>
+        <w:br/>
+      </w:r>
+      <w:r>
+        <w:rPr>
+          <w:color w:val="BCBEC4"/>
+          <w:sz w:val="24"/>
+          <w:szCs w:val="24"/>
+        </w:rPr>
+        <w:br/>
+        <w:t xml:space="preserve">    </w:t>
+      </w:r>
+      <w:proofErr w:type="spellStart"/>
+      <w:r>
+        <w:rPr>
+          <w:color w:val="BCBEC4"/>
+          <w:sz w:val="24"/>
+          <w:szCs w:val="24"/>
+        </w:rPr>
+        <w:t>cout</w:t>
+      </w:r>
+      <w:proofErr w:type="spellEnd"/>
+      <w:r>
+        <w:rPr>
+          <w:color w:val="BCBEC4"/>
+          <w:sz w:val="24"/>
+          <w:szCs w:val="24"/>
+        </w:rPr>
+        <w:t xml:space="preserve"> </w:t>
+      </w:r>
+      <w:r>
+        <w:rPr>
+          <w:color w:val="57AAF7"/>
+          <w:sz w:val="24"/>
+          <w:szCs w:val="24"/>
+        </w:rPr>
+        <w:t xml:space="preserve">&lt;&lt; </w:t>
+      </w:r>
+      <w:r>
+        <w:rPr>
+          <w:color w:val="6AAB73"/>
+          <w:sz w:val="24"/>
+          <w:szCs w:val="24"/>
+        </w:rPr>
+        <w:t>"Invalid input. Please enter a number.</w:t>
+      </w:r>
+      <w:r>
+        <w:rPr>
+          <w:color w:val="CF8E6D"/>
+          <w:sz w:val="24"/>
+          <w:szCs w:val="24"/>
+        </w:rPr>
+        <w:t>\n</w:t>
+      </w:r>
+      <w:r>
+        <w:rPr>
+          <w:color w:val="6AAB73"/>
+          <w:sz w:val="24"/>
+          <w:szCs w:val="24"/>
+        </w:rPr>
+        <w:t>"</w:t>
+      </w:r>
+      <w:r>
+        <w:rPr>
+          <w:color w:val="BCBEC4"/>
+          <w:sz w:val="24"/>
+          <w:szCs w:val="24"/>
+        </w:rPr>
+        <w:t>;</w:t>
+      </w:r>
+      <w:r>
+        <w:rPr>
+          <w:color w:val="BCBEC4"/>
+          <w:sz w:val="24"/>
+          <w:szCs w:val="24"/>
+        </w:rPr>
+        <w:br/>
+      </w:r>
+      <w:r>
+        <w:rPr>
+          <w:color w:val="BCBEC4"/>
+          <w:sz w:val="24"/>
+          <w:szCs w:val="24"/>
+        </w:rPr>
+        <w:br/>
+        <w:t xml:space="preserve">    </w:t>
+      </w:r>
+      <w:r>
+        <w:rPr>
+          <w:color w:val="CF8E6D"/>
+          <w:sz w:val="24"/>
+          <w:szCs w:val="24"/>
+        </w:rPr>
+        <w:t xml:space="preserve">return </w:t>
+      </w:r>
+      <w:proofErr w:type="spellStart"/>
+      <w:r>
+        <w:rPr>
+          <w:color w:val="56A8F5"/>
+          <w:sz w:val="24"/>
+          <w:szCs w:val="24"/>
+        </w:rPr>
+        <w:t>inputNumber</w:t>
+      </w:r>
+      <w:proofErr w:type="spellEnd"/>
+      <w:r>
+        <w:rPr>
+          <w:color w:val="BCBEC4"/>
+          <w:sz w:val="24"/>
+          <w:szCs w:val="24"/>
+        </w:rPr>
+        <w:t>(message);</w:t>
+      </w:r>
+      <w:r>
+        <w:rPr>
+          <w:color w:val="BCBEC4"/>
+          <w:sz w:val="24"/>
+          <w:szCs w:val="24"/>
+        </w:rPr>
+        <w:br/>
+        <w:t>}</w:t>
+      </w:r>
+      <w:r>
+        <w:rPr>
+          <w:color w:val="BCBEC4"/>
+          <w:sz w:val="24"/>
+          <w:szCs w:val="24"/>
+        </w:rPr>
+        <w:br/>
+      </w:r>
+      <w:r>
+        <w:rPr>
+          <w:color w:val="BCBEC4"/>
+          <w:sz w:val="24"/>
+          <w:szCs w:val="24"/>
+        </w:rPr>
+        <w:br/>
+      </w:r>
+      <w:r>
+        <w:rPr>
+          <w:color w:val="CF8E6D"/>
+          <w:sz w:val="24"/>
+          <w:szCs w:val="24"/>
+        </w:rPr>
+        <w:t xml:space="preserve">int </w:t>
+      </w:r>
+      <w:proofErr w:type="gramStart"/>
+      <w:r>
+        <w:rPr>
+          <w:color w:val="56A8F5"/>
+          <w:sz w:val="24"/>
+          <w:szCs w:val="24"/>
+        </w:rPr>
+        <w:t>main</w:t>
+      </w:r>
+      <w:r>
+        <w:rPr>
+          <w:color w:val="BCBEC4"/>
+          <w:sz w:val="24"/>
+          <w:szCs w:val="24"/>
+        </w:rPr>
+        <w:t>(</w:t>
+      </w:r>
+      <w:proofErr w:type="gramEnd"/>
+      <w:r>
+        <w:rPr>
+          <w:color w:val="BCBEC4"/>
+          <w:sz w:val="24"/>
+          <w:szCs w:val="24"/>
+        </w:rPr>
+        <w:t>) {</w:t>
+      </w:r>
+      <w:r>
+        <w:rPr>
+          <w:color w:val="BCBEC4"/>
+          <w:sz w:val="24"/>
+          <w:szCs w:val="24"/>
+        </w:rPr>
+        <w:br/>
+        <w:t xml:space="preserve">    </w:t>
+      </w:r>
+      <w:r>
+        <w:rPr>
+          <w:color w:val="CF8E6D"/>
+          <w:sz w:val="24"/>
+          <w:szCs w:val="24"/>
         </w:rPr>
         <w:t xml:space="preserve">double </w:t>
       </w:r>
       <w:r>
         <w:rPr>
           <w:color w:val="BCBEC4"/>
-          <w:sz w:val="28"/>
-          <w:szCs w:val="28"/>
-        </w:rPr>
-        <w:t xml:space="preserve">h, </w:t>
-      </w:r>
-      <w:r>
-        <w:rPr>
-          <w:color w:val="CF8E6D"/>
-          <w:sz w:val="28"/>
-          <w:szCs w:val="28"/>
+          <w:sz w:val="24"/>
+          <w:szCs w:val="24"/>
+        </w:rPr>
+        <w:t xml:space="preserve">a = </w:t>
+      </w:r>
+      <w:proofErr w:type="spellStart"/>
+      <w:proofErr w:type="gramStart"/>
+      <w:r>
+        <w:rPr>
+          <w:color w:val="56A8F5"/>
+          <w:sz w:val="24"/>
+          <w:szCs w:val="24"/>
+        </w:rPr>
+        <w:t>inputNumber</w:t>
+      </w:r>
+      <w:proofErr w:type="spellEnd"/>
+      <w:r>
+        <w:rPr>
+          <w:color w:val="BCBEC4"/>
+          <w:sz w:val="24"/>
+          <w:szCs w:val="24"/>
+        </w:rPr>
+        <w:t>(</w:t>
+      </w:r>
+      <w:proofErr w:type="gramEnd"/>
+      <w:r>
+        <w:rPr>
+          <w:color w:val="6AAB73"/>
+          <w:sz w:val="24"/>
+          <w:szCs w:val="24"/>
+        </w:rPr>
+        <w:t>"Please enter the value of a: "</w:t>
+      </w:r>
+      <w:r>
+        <w:rPr>
+          <w:color w:val="BCBEC4"/>
+          <w:sz w:val="24"/>
+          <w:szCs w:val="24"/>
+        </w:rPr>
+        <w:t>);</w:t>
+      </w:r>
+      <w:r>
+        <w:rPr>
+          <w:color w:val="BCBEC4"/>
+          <w:sz w:val="24"/>
+          <w:szCs w:val="24"/>
+        </w:rPr>
+        <w:br/>
+        <w:t xml:space="preserve">    </w:t>
+      </w:r>
+      <w:r>
+        <w:rPr>
+          <w:color w:val="CF8E6D"/>
+          <w:sz w:val="24"/>
+          <w:szCs w:val="24"/>
         </w:rPr>
         <w:t xml:space="preserve">double </w:t>
       </w:r>
       <w:r>
         <w:rPr>
           <w:color w:val="BCBEC4"/>
-          <w:sz w:val="28"/>
-          <w:szCs w:val="28"/>
-        </w:rPr>
-        <w:t>n) {</w:t>
-      </w:r>
-      <w:r>
-        <w:rPr>
-          <w:color w:val="BCBEC4"/>
-          <w:sz w:val="28"/>
-          <w:szCs w:val="28"/>
-        </w:rPr>
-        <w:br/>
+          <w:sz w:val="24"/>
+          <w:szCs w:val="24"/>
+        </w:rPr>
+        <w:t xml:space="preserve">b = </w:t>
+      </w:r>
+      <w:proofErr w:type="spellStart"/>
+      <w:proofErr w:type="gramStart"/>
+      <w:r>
+        <w:rPr>
+          <w:color w:val="56A8F5"/>
+          <w:sz w:val="24"/>
+          <w:szCs w:val="24"/>
+        </w:rPr>
+        <w:t>inputNumber</w:t>
+      </w:r>
+      <w:proofErr w:type="spellEnd"/>
+      <w:r>
+        <w:rPr>
+          <w:color w:val="BCBEC4"/>
+          <w:sz w:val="24"/>
+          <w:szCs w:val="24"/>
+        </w:rPr>
+        <w:t>(</w:t>
+      </w:r>
+      <w:proofErr w:type="gramEnd"/>
+      <w:r>
+        <w:rPr>
+          <w:color w:val="6AAB73"/>
+          <w:sz w:val="24"/>
+          <w:szCs w:val="24"/>
+        </w:rPr>
+        <w:t>"Please enter the value of b: "</w:t>
+      </w:r>
+      <w:r>
+        <w:rPr>
+          <w:color w:val="BCBEC4"/>
+          <w:sz w:val="24"/>
+          <w:szCs w:val="24"/>
+        </w:rPr>
+        <w:t>);</w:t>
+      </w:r>
+      <w:r>
+        <w:rPr>
+          <w:color w:val="BCBEC4"/>
+          <w:sz w:val="24"/>
+          <w:szCs w:val="24"/>
+        </w:rPr>
+        <w:br/>
+      </w:r>
+      <w:r>
+        <w:rPr>
+          <w:color w:val="BCBEC4"/>
+          <w:sz w:val="24"/>
+          <w:szCs w:val="24"/>
+        </w:rPr>
+        <w:lastRenderedPageBreak/>
         <w:t xml:space="preserve">    </w:t>
       </w:r>
       <w:r>
         <w:rPr>
           <w:color w:val="CF8E6D"/>
-          <w:sz w:val="28"/>
-          <w:szCs w:val="28"/>
-        </w:rPr>
-        <w:t xml:space="preserve">int </w:t>
-      </w:r>
-      <w:proofErr w:type="spellStart"/>
-      <w:r>
-        <w:rPr>
-          <w:color w:val="BCBEC4"/>
-          <w:sz w:val="28"/>
-          <w:szCs w:val="28"/>
-        </w:rPr>
-        <w:t>numberFunctionChoice</w:t>
-      </w:r>
-      <w:proofErr w:type="spellEnd"/>
-      <w:r>
-        <w:rPr>
-          <w:color w:val="BCBEC4"/>
-          <w:sz w:val="28"/>
-          <w:szCs w:val="28"/>
+          <w:sz w:val="24"/>
+          <w:szCs w:val="24"/>
+        </w:rPr>
+        <w:t xml:space="preserve">double </w:t>
+      </w:r>
+      <w:r>
+        <w:rPr>
+          <w:color w:val="BCBEC4"/>
+          <w:sz w:val="24"/>
+          <w:szCs w:val="24"/>
+        </w:rPr>
+        <w:t xml:space="preserve">h = </w:t>
+      </w:r>
+      <w:proofErr w:type="spellStart"/>
+      <w:proofErr w:type="gramStart"/>
+      <w:r>
+        <w:rPr>
+          <w:color w:val="56A8F5"/>
+          <w:sz w:val="24"/>
+          <w:szCs w:val="24"/>
+        </w:rPr>
+        <w:t>inputNumber</w:t>
+      </w:r>
+      <w:proofErr w:type="spellEnd"/>
+      <w:r>
+        <w:rPr>
+          <w:color w:val="BCBEC4"/>
+          <w:sz w:val="24"/>
+          <w:szCs w:val="24"/>
+        </w:rPr>
+        <w:t>(</w:t>
+      </w:r>
+      <w:proofErr w:type="gramEnd"/>
+      <w:r>
+        <w:rPr>
+          <w:color w:val="6AAB73"/>
+          <w:sz w:val="24"/>
+          <w:szCs w:val="24"/>
+        </w:rPr>
+        <w:t>"Please enter the value of h: "</w:t>
+      </w:r>
+      <w:r>
+        <w:rPr>
+          <w:color w:val="BCBEC4"/>
+          <w:sz w:val="24"/>
+          <w:szCs w:val="24"/>
+        </w:rPr>
+        <w:t>);</w:t>
+      </w:r>
+      <w:r>
+        <w:rPr>
+          <w:color w:val="BCBEC4"/>
+          <w:sz w:val="24"/>
+          <w:szCs w:val="24"/>
+        </w:rPr>
+        <w:br/>
+        <w:t xml:space="preserve">    </w:t>
+      </w:r>
+      <w:r>
+        <w:rPr>
+          <w:color w:val="CF8E6D"/>
+          <w:sz w:val="24"/>
+          <w:szCs w:val="24"/>
+        </w:rPr>
+        <w:t xml:space="preserve">double </w:t>
+      </w:r>
+      <w:r>
+        <w:rPr>
+          <w:color w:val="BCBEC4"/>
+          <w:sz w:val="24"/>
+          <w:szCs w:val="24"/>
+        </w:rPr>
+        <w:t xml:space="preserve">n = </w:t>
+      </w:r>
+      <w:proofErr w:type="spellStart"/>
+      <w:proofErr w:type="gramStart"/>
+      <w:r>
+        <w:rPr>
+          <w:color w:val="56A8F5"/>
+          <w:sz w:val="24"/>
+          <w:szCs w:val="24"/>
+        </w:rPr>
+        <w:t>inputNumber</w:t>
+      </w:r>
+      <w:proofErr w:type="spellEnd"/>
+      <w:r>
+        <w:rPr>
+          <w:color w:val="BCBEC4"/>
+          <w:sz w:val="24"/>
+          <w:szCs w:val="24"/>
+        </w:rPr>
+        <w:t>(</w:t>
+      </w:r>
+      <w:proofErr w:type="gramEnd"/>
+      <w:r>
+        <w:rPr>
+          <w:color w:val="6AAB73"/>
+          <w:sz w:val="24"/>
+          <w:szCs w:val="24"/>
+        </w:rPr>
+        <w:t>"Please enter the value of n: "</w:t>
+      </w:r>
+      <w:r>
+        <w:rPr>
+          <w:color w:val="BCBEC4"/>
+          <w:sz w:val="24"/>
+          <w:szCs w:val="24"/>
+        </w:rPr>
+        <w:t>);</w:t>
+      </w:r>
+      <w:r>
+        <w:rPr>
+          <w:color w:val="BCBEC4"/>
+          <w:sz w:val="24"/>
+          <w:szCs w:val="24"/>
+        </w:rPr>
+        <w:br/>
+      </w:r>
+      <w:r>
+        <w:rPr>
+          <w:color w:val="BCBEC4"/>
+          <w:sz w:val="24"/>
+          <w:szCs w:val="24"/>
+        </w:rPr>
+        <w:br/>
+        <w:t xml:space="preserve">    </w:t>
+      </w:r>
+      <w:proofErr w:type="spellStart"/>
+      <w:proofErr w:type="gramStart"/>
+      <w:r>
+        <w:rPr>
+          <w:color w:val="56A8F5"/>
+          <w:sz w:val="24"/>
+          <w:szCs w:val="24"/>
+        </w:rPr>
+        <w:t>chooseFunction</w:t>
+      </w:r>
+      <w:proofErr w:type="spellEnd"/>
+      <w:r>
+        <w:rPr>
+          <w:color w:val="BCBEC4"/>
+          <w:sz w:val="24"/>
+          <w:szCs w:val="24"/>
+        </w:rPr>
+        <w:t>(</w:t>
+      </w:r>
+      <w:proofErr w:type="gramEnd"/>
+      <w:r>
+        <w:rPr>
+          <w:color w:val="BCBEC4"/>
+          <w:sz w:val="24"/>
+          <w:szCs w:val="24"/>
+        </w:rPr>
+        <w:t>a, b, h, n);</w:t>
+      </w:r>
+      <w:r>
+        <w:rPr>
+          <w:color w:val="BCBEC4"/>
+          <w:sz w:val="24"/>
+          <w:szCs w:val="24"/>
+        </w:rPr>
+        <w:br/>
+      </w:r>
+      <w:r>
+        <w:rPr>
+          <w:color w:val="BCBEC4"/>
+          <w:sz w:val="24"/>
+          <w:szCs w:val="24"/>
+        </w:rPr>
+        <w:br/>
+        <w:t xml:space="preserve">    </w:t>
+      </w:r>
+      <w:r>
+        <w:rPr>
+          <w:color w:val="CF8E6D"/>
+          <w:sz w:val="24"/>
+          <w:szCs w:val="24"/>
+        </w:rPr>
+        <w:t xml:space="preserve">return </w:t>
+      </w:r>
+      <w:r>
+        <w:rPr>
+          <w:color w:val="2AACB8"/>
+          <w:sz w:val="24"/>
+          <w:szCs w:val="24"/>
+        </w:rPr>
+        <w:t>0</w:t>
+      </w:r>
+      <w:r>
+        <w:rPr>
+          <w:color w:val="BCBEC4"/>
+          <w:sz w:val="24"/>
+          <w:szCs w:val="24"/>
         </w:rPr>
         <w:t>;</w:t>
       </w:r>
       <w:r>
         <w:rPr>
           <w:color w:val="BCBEC4"/>
-          <w:sz w:val="28"/>
-          <w:szCs w:val="28"/>
-        </w:rPr>
-        <w:br/>
-      </w:r>
-      <w:r>
-        <w:rPr>
-          <w:color w:val="BCBEC4"/>
-          <w:sz w:val="28"/>
-          <w:szCs w:val="28"/>
-        </w:rPr>
-        <w:br/>
-        <w:t xml:space="preserve">    </w:t>
-      </w:r>
-      <w:proofErr w:type="spellStart"/>
-      <w:r>
-        <w:rPr>
-          <w:color w:val="BCBEC4"/>
-          <w:sz w:val="28"/>
-          <w:szCs w:val="28"/>
-        </w:rPr>
-        <w:t>cout</w:t>
-      </w:r>
-      <w:proofErr w:type="spellEnd"/>
-      <w:r>
-        <w:rPr>
-          <w:color w:val="BCBEC4"/>
-          <w:sz w:val="28"/>
-          <w:szCs w:val="28"/>
-        </w:rPr>
-        <w:t xml:space="preserve"> </w:t>
-      </w:r>
-      <w:r>
-        <w:rPr>
-          <w:color w:val="57AAF7"/>
-          <w:sz w:val="28"/>
-          <w:szCs w:val="28"/>
-        </w:rPr>
-        <w:t xml:space="preserve">&lt;&lt; </w:t>
-      </w:r>
-      <w:r>
-        <w:rPr>
-          <w:color w:val="6AAB73"/>
-          <w:sz w:val="28"/>
-          <w:szCs w:val="28"/>
-        </w:rPr>
-        <w:t>"</w:t>
-      </w:r>
-      <w:r>
-        <w:rPr>
-          <w:color w:val="CF8E6D"/>
-          <w:sz w:val="28"/>
-          <w:szCs w:val="28"/>
-        </w:rPr>
-        <w:t>\</w:t>
-      </w:r>
-      <w:proofErr w:type="spellStart"/>
-      <w:r>
-        <w:rPr>
-          <w:color w:val="CF8E6D"/>
-          <w:sz w:val="28"/>
-          <w:szCs w:val="28"/>
-        </w:rPr>
-        <w:t>n</w:t>
-      </w:r>
-      <w:r>
-        <w:rPr>
-          <w:color w:val="6AAB73"/>
-          <w:sz w:val="28"/>
-          <w:szCs w:val="28"/>
-        </w:rPr>
-        <w:t>Choose</w:t>
-      </w:r>
-      <w:proofErr w:type="spellEnd"/>
-      <w:r>
-        <w:rPr>
-          <w:color w:val="6AAB73"/>
-          <w:sz w:val="28"/>
-          <w:szCs w:val="28"/>
-        </w:rPr>
-        <w:t xml:space="preserve"> a function number: " </w:t>
-      </w:r>
-      <w:r>
-        <w:rPr>
-          <w:color w:val="57AAF7"/>
-          <w:sz w:val="28"/>
-          <w:szCs w:val="28"/>
-        </w:rPr>
-        <w:t xml:space="preserve">&lt;&lt; </w:t>
-      </w:r>
-      <w:proofErr w:type="spellStart"/>
-      <w:r>
-        <w:rPr>
-          <w:color w:val="56A8F5"/>
-          <w:sz w:val="28"/>
-          <w:szCs w:val="28"/>
-        </w:rPr>
-        <w:t>endl</w:t>
-      </w:r>
-      <w:proofErr w:type="spellEnd"/>
-      <w:r>
-        <w:rPr>
-          <w:color w:val="BCBEC4"/>
-          <w:sz w:val="28"/>
-          <w:szCs w:val="28"/>
-        </w:rPr>
-        <w:t>;</w:t>
-      </w:r>
-      <w:r>
-        <w:rPr>
-          <w:color w:val="BCBEC4"/>
-          <w:sz w:val="28"/>
-          <w:szCs w:val="28"/>
-        </w:rPr>
-        <w:br/>
-        <w:t xml:space="preserve">    </w:t>
-      </w:r>
-      <w:proofErr w:type="spellStart"/>
-      <w:r>
-        <w:rPr>
-          <w:color w:val="BCBEC4"/>
-          <w:sz w:val="28"/>
-          <w:szCs w:val="28"/>
-        </w:rPr>
-        <w:t>cout</w:t>
-      </w:r>
-      <w:proofErr w:type="spellEnd"/>
-      <w:r>
-        <w:rPr>
-          <w:color w:val="BCBEC4"/>
-          <w:sz w:val="28"/>
-          <w:szCs w:val="28"/>
-        </w:rPr>
-        <w:t xml:space="preserve"> </w:t>
-      </w:r>
-      <w:r>
-        <w:rPr>
-          <w:color w:val="57AAF7"/>
-          <w:sz w:val="28"/>
-          <w:szCs w:val="28"/>
-        </w:rPr>
-        <w:t xml:space="preserve">&lt;&lt; </w:t>
-      </w:r>
-      <w:r>
-        <w:rPr>
-          <w:color w:val="6AAB73"/>
-          <w:sz w:val="28"/>
-          <w:szCs w:val="28"/>
-        </w:rPr>
-        <w:t xml:space="preserve">"1) Y(x)" </w:t>
-      </w:r>
-      <w:r>
-        <w:rPr>
-          <w:color w:val="57AAF7"/>
-          <w:sz w:val="28"/>
-          <w:szCs w:val="28"/>
-        </w:rPr>
-        <w:t xml:space="preserve">&lt;&lt; </w:t>
-      </w:r>
-      <w:proofErr w:type="spellStart"/>
-      <w:r>
-        <w:rPr>
-          <w:color w:val="56A8F5"/>
-          <w:sz w:val="28"/>
-          <w:szCs w:val="28"/>
-        </w:rPr>
-        <w:t>endl</w:t>
-      </w:r>
-      <w:proofErr w:type="spellEnd"/>
-      <w:r>
-        <w:rPr>
-          <w:color w:val="BCBEC4"/>
-          <w:sz w:val="28"/>
-          <w:szCs w:val="28"/>
-        </w:rPr>
-        <w:t>;</w:t>
-      </w:r>
-      <w:r>
-        <w:rPr>
-          <w:color w:val="BCBEC4"/>
-          <w:sz w:val="28"/>
-          <w:szCs w:val="28"/>
-        </w:rPr>
-        <w:br/>
-        <w:t xml:space="preserve">    </w:t>
-      </w:r>
-      <w:proofErr w:type="spellStart"/>
-      <w:r>
-        <w:rPr>
-          <w:color w:val="BCBEC4"/>
-          <w:sz w:val="28"/>
-          <w:szCs w:val="28"/>
-        </w:rPr>
-        <w:t>cout</w:t>
-      </w:r>
-      <w:proofErr w:type="spellEnd"/>
-      <w:r>
-        <w:rPr>
-          <w:color w:val="BCBEC4"/>
-          <w:sz w:val="28"/>
-          <w:szCs w:val="28"/>
-        </w:rPr>
-        <w:t xml:space="preserve"> </w:t>
-      </w:r>
-      <w:r>
-        <w:rPr>
-          <w:color w:val="57AAF7"/>
-          <w:sz w:val="28"/>
-          <w:szCs w:val="28"/>
-        </w:rPr>
-        <w:t xml:space="preserve">&lt;&lt; </w:t>
-      </w:r>
-      <w:r>
-        <w:rPr>
-          <w:color w:val="6AAB73"/>
-          <w:sz w:val="28"/>
-          <w:szCs w:val="28"/>
-        </w:rPr>
-        <w:t xml:space="preserve">"2) S(x)" </w:t>
-      </w:r>
-      <w:r>
-        <w:rPr>
-          <w:color w:val="57AAF7"/>
-          <w:sz w:val="28"/>
-          <w:szCs w:val="28"/>
-        </w:rPr>
-        <w:t xml:space="preserve">&lt;&lt; </w:t>
-      </w:r>
-      <w:proofErr w:type="spellStart"/>
-      <w:r>
-        <w:rPr>
-          <w:color w:val="56A8F5"/>
-          <w:sz w:val="28"/>
-          <w:szCs w:val="28"/>
-        </w:rPr>
-        <w:t>endl</w:t>
-      </w:r>
-      <w:proofErr w:type="spellEnd"/>
-      <w:r>
-        <w:rPr>
-          <w:color w:val="BCBEC4"/>
-          <w:sz w:val="28"/>
-          <w:szCs w:val="28"/>
-        </w:rPr>
-        <w:t>;</w:t>
-      </w:r>
-      <w:r>
-        <w:rPr>
-          <w:color w:val="BCBEC4"/>
-          <w:sz w:val="28"/>
-          <w:szCs w:val="28"/>
-        </w:rPr>
-        <w:br/>
-        <w:t xml:space="preserve">    </w:t>
-      </w:r>
-      <w:proofErr w:type="spellStart"/>
-      <w:r>
-        <w:rPr>
-          <w:color w:val="BCBEC4"/>
-          <w:sz w:val="28"/>
-          <w:szCs w:val="28"/>
-        </w:rPr>
-        <w:t>cout</w:t>
-      </w:r>
-      <w:proofErr w:type="spellEnd"/>
-      <w:r>
-        <w:rPr>
-          <w:color w:val="BCBEC4"/>
-          <w:sz w:val="28"/>
-          <w:szCs w:val="28"/>
-        </w:rPr>
-        <w:t xml:space="preserve"> </w:t>
-      </w:r>
-      <w:r>
-        <w:rPr>
-          <w:color w:val="57AAF7"/>
-          <w:sz w:val="28"/>
-          <w:szCs w:val="28"/>
-        </w:rPr>
-        <w:t xml:space="preserve">&lt;&lt; </w:t>
-      </w:r>
-      <w:r>
-        <w:rPr>
-          <w:color w:val="6AAB73"/>
-          <w:sz w:val="28"/>
-          <w:szCs w:val="28"/>
-        </w:rPr>
-        <w:t xml:space="preserve">"3) |Y(x) - S(x)|" </w:t>
-      </w:r>
-      <w:r>
-        <w:rPr>
-          <w:color w:val="57AAF7"/>
-          <w:sz w:val="28"/>
-          <w:szCs w:val="28"/>
-        </w:rPr>
-        <w:t xml:space="preserve">&lt;&lt; </w:t>
-      </w:r>
-      <w:proofErr w:type="spellStart"/>
-      <w:r>
-        <w:rPr>
-          <w:color w:val="56A8F5"/>
-          <w:sz w:val="28"/>
-          <w:szCs w:val="28"/>
-        </w:rPr>
-        <w:t>endl</w:t>
-      </w:r>
-      <w:proofErr w:type="spellEnd"/>
-      <w:r>
-        <w:rPr>
-          <w:color w:val="BCBEC4"/>
-          <w:sz w:val="28"/>
-          <w:szCs w:val="28"/>
-        </w:rPr>
-        <w:t>;</w:t>
-      </w:r>
-      <w:r>
-        <w:rPr>
-          <w:color w:val="BCBEC4"/>
-          <w:sz w:val="28"/>
-          <w:szCs w:val="28"/>
-        </w:rPr>
-        <w:br/>
-      </w:r>
-      <w:r>
-        <w:rPr>
-          <w:color w:val="BCBEC4"/>
-          <w:sz w:val="28"/>
-          <w:szCs w:val="28"/>
-        </w:rPr>
-        <w:br/>
-        <w:t xml:space="preserve">    </w:t>
-      </w:r>
-      <w:proofErr w:type="spellStart"/>
-      <w:r>
-        <w:rPr>
-          <w:color w:val="BCBEC4"/>
-          <w:sz w:val="28"/>
-          <w:szCs w:val="28"/>
-        </w:rPr>
-        <w:t>cout</w:t>
-      </w:r>
-      <w:proofErr w:type="spellEnd"/>
-      <w:r>
-        <w:rPr>
-          <w:color w:val="BCBEC4"/>
-          <w:sz w:val="28"/>
-          <w:szCs w:val="28"/>
-        </w:rPr>
-        <w:t xml:space="preserve"> </w:t>
-      </w:r>
-      <w:r>
-        <w:rPr>
-          <w:color w:val="57AAF7"/>
-          <w:sz w:val="28"/>
-          <w:szCs w:val="28"/>
-        </w:rPr>
-        <w:t xml:space="preserve">&lt;&lt; </w:t>
-      </w:r>
-      <w:r>
-        <w:rPr>
-          <w:color w:val="6AAB73"/>
-          <w:sz w:val="28"/>
-          <w:szCs w:val="28"/>
-        </w:rPr>
-        <w:t>"</w:t>
-      </w:r>
-      <w:r>
-        <w:rPr>
-          <w:color w:val="CF8E6D"/>
-          <w:sz w:val="28"/>
-          <w:szCs w:val="28"/>
-        </w:rPr>
-        <w:t>\</w:t>
-      </w:r>
-      <w:proofErr w:type="spellStart"/>
-      <w:r>
-        <w:rPr>
-          <w:color w:val="CF8E6D"/>
-          <w:sz w:val="28"/>
-          <w:szCs w:val="28"/>
-        </w:rPr>
-        <w:t>n</w:t>
-      </w:r>
-      <w:r>
-        <w:rPr>
-          <w:color w:val="6AAB73"/>
-          <w:sz w:val="28"/>
-          <w:szCs w:val="28"/>
-        </w:rPr>
-        <w:t>Choose</w:t>
-      </w:r>
-      <w:proofErr w:type="spellEnd"/>
-      <w:r>
-        <w:rPr>
-          <w:color w:val="6AAB73"/>
-          <w:sz w:val="28"/>
-          <w:szCs w:val="28"/>
-        </w:rPr>
-        <w:t xml:space="preserve"> a function number: "</w:t>
-      </w:r>
-      <w:r>
-        <w:rPr>
-          <w:color w:val="BCBEC4"/>
-          <w:sz w:val="28"/>
-          <w:szCs w:val="28"/>
-        </w:rPr>
-        <w:t>;</w:t>
-      </w:r>
-      <w:r>
-        <w:rPr>
-          <w:color w:val="BCBEC4"/>
-          <w:sz w:val="28"/>
-          <w:szCs w:val="28"/>
-        </w:rPr>
-        <w:br/>
-        <w:t xml:space="preserve">    </w:t>
-      </w:r>
-      <w:proofErr w:type="spellStart"/>
-      <w:r>
-        <w:rPr>
-          <w:color w:val="BCBEC4"/>
-          <w:sz w:val="28"/>
-          <w:szCs w:val="28"/>
-        </w:rPr>
-        <w:t>cin</w:t>
-      </w:r>
-      <w:proofErr w:type="spellEnd"/>
-      <w:r>
-        <w:rPr>
-          <w:color w:val="BCBEC4"/>
-          <w:sz w:val="28"/>
-          <w:szCs w:val="28"/>
-        </w:rPr>
-        <w:t xml:space="preserve"> </w:t>
-      </w:r>
-      <w:r>
-        <w:rPr>
-          <w:color w:val="57AAF7"/>
-          <w:sz w:val="28"/>
-          <w:szCs w:val="28"/>
-        </w:rPr>
-        <w:t xml:space="preserve">&gt;&gt; </w:t>
-      </w:r>
-      <w:proofErr w:type="spellStart"/>
-      <w:r>
-        <w:rPr>
-          <w:color w:val="BCBEC4"/>
-          <w:sz w:val="28"/>
-          <w:szCs w:val="28"/>
-        </w:rPr>
-        <w:t>numberFunctionChoice</w:t>
-      </w:r>
-      <w:proofErr w:type="spellEnd"/>
-      <w:r>
-        <w:rPr>
-          <w:color w:val="BCBEC4"/>
-          <w:sz w:val="28"/>
-          <w:szCs w:val="28"/>
-        </w:rPr>
-        <w:t>;</w:t>
-      </w:r>
-      <w:r>
-        <w:rPr>
-          <w:color w:val="BCBEC4"/>
-          <w:sz w:val="28"/>
-          <w:szCs w:val="28"/>
-        </w:rPr>
-        <w:br/>
-      </w:r>
-      <w:r>
-        <w:rPr>
-          <w:color w:val="BCBEC4"/>
-          <w:sz w:val="28"/>
-          <w:szCs w:val="28"/>
-        </w:rPr>
-        <w:br/>
-        <w:t xml:space="preserve">    </w:t>
-      </w:r>
-      <w:r>
-        <w:rPr>
-          <w:color w:val="CF8E6D"/>
-          <w:sz w:val="28"/>
-          <w:szCs w:val="28"/>
-        </w:rPr>
-        <w:t xml:space="preserve">switch </w:t>
-      </w:r>
-      <w:r>
-        <w:rPr>
-          <w:color w:val="BCBEC4"/>
-          <w:sz w:val="28"/>
-          <w:szCs w:val="28"/>
-        </w:rPr>
-        <w:t>(</w:t>
-      </w:r>
-      <w:proofErr w:type="spellStart"/>
-      <w:r>
-        <w:rPr>
-          <w:color w:val="BCBEC4"/>
-          <w:sz w:val="28"/>
-          <w:szCs w:val="28"/>
-        </w:rPr>
-        <w:t>numberFunctionChoice</w:t>
-      </w:r>
-      <w:proofErr w:type="spellEnd"/>
-      <w:r>
-        <w:rPr>
-          <w:color w:val="BCBEC4"/>
-          <w:sz w:val="28"/>
-          <w:szCs w:val="28"/>
-        </w:rPr>
-        <w:t>) {</w:t>
-      </w:r>
-      <w:r>
-        <w:rPr>
-          <w:color w:val="BCBEC4"/>
-          <w:sz w:val="28"/>
-          <w:szCs w:val="28"/>
-        </w:rPr>
-        <w:br/>
-        <w:t xml:space="preserve">        </w:t>
-      </w:r>
-      <w:r>
-        <w:rPr>
-          <w:color w:val="CF8E6D"/>
-          <w:sz w:val="28"/>
-          <w:szCs w:val="28"/>
-        </w:rPr>
-        <w:t xml:space="preserve">case </w:t>
-      </w:r>
-      <w:r>
-        <w:rPr>
-          <w:color w:val="2AACB8"/>
-          <w:sz w:val="28"/>
-          <w:szCs w:val="28"/>
-        </w:rPr>
-        <w:t>1</w:t>
-      </w:r>
-      <w:r>
-        <w:rPr>
-          <w:color w:val="BCBEC4"/>
-          <w:sz w:val="28"/>
-          <w:szCs w:val="28"/>
-        </w:rPr>
-        <w:t>:</w:t>
-      </w:r>
-      <w:r>
-        <w:rPr>
-          <w:color w:val="BCBEC4"/>
-          <w:sz w:val="28"/>
-          <w:szCs w:val="28"/>
-        </w:rPr>
-        <w:br/>
-        <w:t xml:space="preserve">            </w:t>
-      </w:r>
-      <w:proofErr w:type="spellStart"/>
-      <w:r>
-        <w:rPr>
-          <w:color w:val="56A8F5"/>
-          <w:sz w:val="28"/>
-          <w:szCs w:val="28"/>
-        </w:rPr>
-        <w:t>printResults</w:t>
-      </w:r>
-      <w:proofErr w:type="spellEnd"/>
-      <w:r>
-        <w:rPr>
-          <w:color w:val="BCBEC4"/>
-          <w:sz w:val="28"/>
-          <w:szCs w:val="28"/>
-        </w:rPr>
-        <w:t>(</w:t>
-      </w:r>
-      <w:proofErr w:type="spellStart"/>
-      <w:r>
-        <w:rPr>
-          <w:color w:val="56A8F5"/>
-          <w:sz w:val="28"/>
-          <w:szCs w:val="28"/>
-        </w:rPr>
-        <w:t>calculateY</w:t>
-      </w:r>
-      <w:proofErr w:type="spellEnd"/>
-      <w:r>
-        <w:rPr>
-          <w:color w:val="BCBEC4"/>
-          <w:sz w:val="28"/>
-          <w:szCs w:val="28"/>
-        </w:rPr>
-        <w:t>, a, b, h, n);</w:t>
-      </w:r>
-      <w:r>
-        <w:rPr>
-          <w:color w:val="BCBEC4"/>
-          <w:sz w:val="28"/>
-          <w:szCs w:val="28"/>
-        </w:rPr>
-        <w:br/>
-        <w:t xml:space="preserve">            </w:t>
-      </w:r>
-      <w:r>
-        <w:rPr>
-          <w:color w:val="CF8E6D"/>
-          <w:sz w:val="28"/>
-          <w:szCs w:val="28"/>
-        </w:rPr>
-        <w:t>break</w:t>
-      </w:r>
-      <w:r>
-        <w:rPr>
-          <w:color w:val="BCBEC4"/>
-          <w:sz w:val="28"/>
-          <w:szCs w:val="28"/>
-        </w:rPr>
-        <w:t>;</w:t>
-      </w:r>
-      <w:r>
-        <w:rPr>
-          <w:color w:val="BCBEC4"/>
-          <w:sz w:val="28"/>
-          <w:szCs w:val="28"/>
-        </w:rPr>
-        <w:br/>
-      </w:r>
-      <w:r>
-        <w:rPr>
-          <w:color w:val="BCBEC4"/>
-          <w:sz w:val="28"/>
-          <w:szCs w:val="28"/>
-        </w:rPr>
-        <w:br/>
-        <w:t xml:space="preserve">        </w:t>
-      </w:r>
-      <w:r>
-        <w:rPr>
-          <w:color w:val="CF8E6D"/>
-          <w:sz w:val="28"/>
-          <w:szCs w:val="28"/>
-        </w:rPr>
-        <w:t xml:space="preserve">case </w:t>
-      </w:r>
-      <w:r>
-        <w:rPr>
-          <w:color w:val="2AACB8"/>
-          <w:sz w:val="28"/>
-          <w:szCs w:val="28"/>
-        </w:rPr>
-        <w:t>2</w:t>
-      </w:r>
-      <w:r>
-        <w:rPr>
-          <w:color w:val="BCBEC4"/>
-          <w:sz w:val="28"/>
-          <w:szCs w:val="28"/>
-        </w:rPr>
-        <w:t>:</w:t>
-      </w:r>
-      <w:r>
-        <w:rPr>
-          <w:color w:val="BCBEC4"/>
-          <w:sz w:val="28"/>
-          <w:szCs w:val="28"/>
-        </w:rPr>
-        <w:br/>
-        <w:t xml:space="preserve">            </w:t>
-      </w:r>
-      <w:proofErr w:type="spellStart"/>
-      <w:r>
-        <w:rPr>
-          <w:color w:val="56A8F5"/>
-          <w:sz w:val="28"/>
-          <w:szCs w:val="28"/>
-        </w:rPr>
-        <w:t>printResults</w:t>
-      </w:r>
-      <w:proofErr w:type="spellEnd"/>
-      <w:r>
-        <w:rPr>
-          <w:color w:val="BCBEC4"/>
-          <w:sz w:val="28"/>
-          <w:szCs w:val="28"/>
-        </w:rPr>
-        <w:t>(</w:t>
-      </w:r>
-      <w:proofErr w:type="spellStart"/>
-      <w:r>
-        <w:rPr>
-          <w:color w:val="56A8F5"/>
-          <w:sz w:val="28"/>
-          <w:szCs w:val="28"/>
-        </w:rPr>
-        <w:t>calculateS</w:t>
-      </w:r>
-      <w:proofErr w:type="spellEnd"/>
-      <w:r>
-        <w:rPr>
-          <w:color w:val="BCBEC4"/>
-          <w:sz w:val="28"/>
-          <w:szCs w:val="28"/>
-        </w:rPr>
-        <w:t>, a, b, h, n);</w:t>
-      </w:r>
-      <w:r>
-        <w:rPr>
-          <w:color w:val="BCBEC4"/>
-          <w:sz w:val="28"/>
-          <w:szCs w:val="28"/>
-        </w:rPr>
-        <w:br/>
-        <w:t xml:space="preserve">            </w:t>
-      </w:r>
-      <w:r>
-        <w:rPr>
-          <w:color w:val="CF8E6D"/>
-          <w:sz w:val="28"/>
-          <w:szCs w:val="28"/>
-        </w:rPr>
-        <w:t>break</w:t>
-      </w:r>
-      <w:r>
-        <w:rPr>
-          <w:color w:val="BCBEC4"/>
-          <w:sz w:val="28"/>
-          <w:szCs w:val="28"/>
-        </w:rPr>
-        <w:t>;</w:t>
-      </w:r>
-      <w:r>
-        <w:rPr>
-          <w:color w:val="BCBEC4"/>
-          <w:sz w:val="28"/>
-          <w:szCs w:val="28"/>
-        </w:rPr>
-        <w:br/>
-      </w:r>
-      <w:r>
-        <w:rPr>
-          <w:color w:val="BCBEC4"/>
-          <w:sz w:val="28"/>
-          <w:szCs w:val="28"/>
-        </w:rPr>
-        <w:br/>
-        <w:t xml:space="preserve">        </w:t>
-      </w:r>
-      <w:r>
-        <w:rPr>
-          <w:color w:val="CF8E6D"/>
-          <w:sz w:val="28"/>
-          <w:szCs w:val="28"/>
-        </w:rPr>
-        <w:t xml:space="preserve">case </w:t>
-      </w:r>
-      <w:r>
-        <w:rPr>
-          <w:color w:val="2AACB8"/>
-          <w:sz w:val="28"/>
-          <w:szCs w:val="28"/>
-        </w:rPr>
-        <w:t>3</w:t>
-      </w:r>
-      <w:r>
-        <w:rPr>
-          <w:color w:val="BCBEC4"/>
-          <w:sz w:val="28"/>
-          <w:szCs w:val="28"/>
-        </w:rPr>
-        <w:t>:</w:t>
-      </w:r>
-      <w:r>
-        <w:rPr>
-          <w:color w:val="BCBEC4"/>
-          <w:sz w:val="28"/>
-          <w:szCs w:val="28"/>
-        </w:rPr>
-        <w:br/>
-        <w:t xml:space="preserve">            </w:t>
-      </w:r>
-      <w:proofErr w:type="spellStart"/>
-      <w:r>
-        <w:rPr>
-          <w:color w:val="56A8F5"/>
-          <w:sz w:val="28"/>
-          <w:szCs w:val="28"/>
-        </w:rPr>
-        <w:t>printResults</w:t>
-      </w:r>
-      <w:proofErr w:type="spellEnd"/>
-      <w:r>
-        <w:rPr>
-          <w:color w:val="BCBEC4"/>
-          <w:sz w:val="28"/>
-          <w:szCs w:val="28"/>
-        </w:rPr>
-        <w:t>(</w:t>
-      </w:r>
-      <w:proofErr w:type="spellStart"/>
-      <w:r>
-        <w:rPr>
-          <w:color w:val="56A8F5"/>
-          <w:sz w:val="28"/>
-          <w:szCs w:val="28"/>
-        </w:rPr>
-        <w:t>calculateDifference</w:t>
-      </w:r>
-      <w:proofErr w:type="spellEnd"/>
-      <w:r>
-        <w:rPr>
-          <w:color w:val="BCBEC4"/>
-          <w:sz w:val="28"/>
-          <w:szCs w:val="28"/>
-        </w:rPr>
-        <w:t>, a, b, h, n);</w:t>
-      </w:r>
-      <w:r>
-        <w:rPr>
-          <w:color w:val="BCBEC4"/>
-          <w:sz w:val="28"/>
-          <w:szCs w:val="28"/>
-        </w:rPr>
-        <w:br/>
-        <w:t xml:space="preserve">            </w:t>
-      </w:r>
-      <w:r>
-        <w:rPr>
-          <w:color w:val="CF8E6D"/>
-          <w:sz w:val="28"/>
-          <w:szCs w:val="28"/>
-        </w:rPr>
-        <w:t>break</w:t>
-      </w:r>
-      <w:r>
-        <w:rPr>
-          <w:color w:val="BCBEC4"/>
-          <w:sz w:val="28"/>
-          <w:szCs w:val="28"/>
-        </w:rPr>
-        <w:t>;</w:t>
-      </w:r>
-      <w:r>
-        <w:rPr>
-          <w:color w:val="BCBEC4"/>
-          <w:sz w:val="28"/>
-          <w:szCs w:val="28"/>
-        </w:rPr>
-        <w:br/>
-      </w:r>
-      <w:r>
-        <w:rPr>
-          <w:color w:val="BCBEC4"/>
-          <w:sz w:val="28"/>
-          <w:szCs w:val="28"/>
-        </w:rPr>
-        <w:br/>
-        <w:t xml:space="preserve">        </w:t>
-      </w:r>
-      <w:r>
-        <w:rPr>
-          <w:color w:val="CF8E6D"/>
-          <w:sz w:val="28"/>
-          <w:szCs w:val="28"/>
-        </w:rPr>
-        <w:t>default</w:t>
-      </w:r>
-      <w:r>
-        <w:rPr>
-          <w:color w:val="BCBEC4"/>
-          <w:sz w:val="28"/>
-          <w:szCs w:val="28"/>
-        </w:rPr>
-        <w:t>:</w:t>
-      </w:r>
-      <w:r>
-        <w:rPr>
-          <w:color w:val="BCBEC4"/>
-          <w:sz w:val="28"/>
-          <w:szCs w:val="28"/>
-        </w:rPr>
-        <w:br/>
-        <w:t xml:space="preserve">            </w:t>
-      </w:r>
-      <w:proofErr w:type="spellStart"/>
-      <w:r>
-        <w:rPr>
-          <w:color w:val="BCBEC4"/>
-          <w:sz w:val="28"/>
-          <w:szCs w:val="28"/>
-        </w:rPr>
-        <w:t>cout</w:t>
-      </w:r>
-      <w:proofErr w:type="spellEnd"/>
-      <w:r>
-        <w:rPr>
-          <w:color w:val="BCBEC4"/>
-          <w:sz w:val="28"/>
-          <w:szCs w:val="28"/>
-        </w:rPr>
-        <w:t xml:space="preserve"> </w:t>
-      </w:r>
-      <w:r>
-        <w:rPr>
-          <w:color w:val="57AAF7"/>
-          <w:sz w:val="28"/>
-          <w:szCs w:val="28"/>
-        </w:rPr>
-        <w:t xml:space="preserve">&lt;&lt; </w:t>
-      </w:r>
-      <w:r>
-        <w:rPr>
-          <w:color w:val="6AAB73"/>
-          <w:sz w:val="28"/>
-          <w:szCs w:val="28"/>
-        </w:rPr>
-        <w:t>"</w:t>
-      </w:r>
-      <w:r>
-        <w:rPr>
-          <w:color w:val="CF8E6D"/>
-          <w:sz w:val="28"/>
-          <w:szCs w:val="28"/>
-        </w:rPr>
-        <w:t>\</w:t>
-      </w:r>
-      <w:proofErr w:type="spellStart"/>
-      <w:r>
-        <w:rPr>
-          <w:color w:val="CF8E6D"/>
-          <w:sz w:val="28"/>
-          <w:szCs w:val="28"/>
-        </w:rPr>
-        <w:t>n</w:t>
-      </w:r>
-      <w:r>
-        <w:rPr>
-          <w:color w:val="6AAB73"/>
-          <w:sz w:val="28"/>
-          <w:szCs w:val="28"/>
-        </w:rPr>
-        <w:t>Invalid</w:t>
-      </w:r>
-      <w:proofErr w:type="spellEnd"/>
-      <w:r>
-        <w:rPr>
-          <w:color w:val="6AAB73"/>
-          <w:sz w:val="28"/>
-          <w:szCs w:val="28"/>
-        </w:rPr>
-        <w:t xml:space="preserve"> function choice." </w:t>
-      </w:r>
-      <w:r>
-        <w:rPr>
-          <w:color w:val="57AAF7"/>
-          <w:sz w:val="28"/>
-          <w:szCs w:val="28"/>
-        </w:rPr>
-        <w:t xml:space="preserve">&lt;&lt; </w:t>
-      </w:r>
-      <w:proofErr w:type="spellStart"/>
-      <w:r>
-        <w:rPr>
-          <w:color w:val="56A8F5"/>
-          <w:sz w:val="28"/>
-          <w:szCs w:val="28"/>
-        </w:rPr>
-        <w:t>endl</w:t>
-      </w:r>
-      <w:proofErr w:type="spellEnd"/>
-      <w:r>
-        <w:rPr>
-          <w:color w:val="BCBEC4"/>
-          <w:sz w:val="28"/>
-          <w:szCs w:val="28"/>
-        </w:rPr>
-        <w:t>;</w:t>
-      </w:r>
-      <w:r>
-        <w:rPr>
-          <w:color w:val="BCBEC4"/>
-          <w:sz w:val="28"/>
-          <w:szCs w:val="28"/>
-        </w:rPr>
-        <w:br/>
-        <w:t xml:space="preserve">            </w:t>
-      </w:r>
-      <w:proofErr w:type="spellStart"/>
-      <w:proofErr w:type="gramStart"/>
-      <w:r>
-        <w:rPr>
-          <w:color w:val="56A8F5"/>
-          <w:sz w:val="28"/>
-          <w:szCs w:val="28"/>
-        </w:rPr>
-        <w:t>chooseFunction</w:t>
-      </w:r>
-      <w:proofErr w:type="spellEnd"/>
-      <w:r>
-        <w:rPr>
-          <w:color w:val="BCBEC4"/>
-          <w:sz w:val="28"/>
-          <w:szCs w:val="28"/>
-        </w:rPr>
-        <w:t>(</w:t>
-      </w:r>
-      <w:proofErr w:type="gramEnd"/>
-      <w:r>
-        <w:rPr>
-          <w:color w:val="BCBEC4"/>
-          <w:sz w:val="28"/>
-          <w:szCs w:val="28"/>
-        </w:rPr>
-        <w:t>a, b, h, n);</w:t>
-      </w:r>
-      <w:r>
-        <w:rPr>
-          <w:color w:val="BCBEC4"/>
-          <w:sz w:val="28"/>
-          <w:szCs w:val="28"/>
-        </w:rPr>
-        <w:br/>
-        <w:t xml:space="preserve">            </w:t>
-      </w:r>
-      <w:r>
-        <w:rPr>
-          <w:color w:val="CF8E6D"/>
-          <w:sz w:val="28"/>
-          <w:szCs w:val="28"/>
-        </w:rPr>
-        <w:t>break</w:t>
-      </w:r>
-      <w:r>
-        <w:rPr>
-          <w:color w:val="BCBEC4"/>
-          <w:sz w:val="28"/>
-          <w:szCs w:val="28"/>
-        </w:rPr>
-        <w:t>;</w:t>
-      </w:r>
-      <w:r>
-        <w:rPr>
-          <w:color w:val="BCBEC4"/>
-          <w:sz w:val="28"/>
-          <w:szCs w:val="28"/>
-        </w:rPr>
-        <w:br/>
-        <w:t xml:space="preserve">  </w:t>
-      </w:r>
-      <w:proofErr w:type="gramStart"/>
-      <w:r>
-        <w:rPr>
-          <w:color w:val="BCBEC4"/>
-          <w:sz w:val="28"/>
-          <w:szCs w:val="28"/>
-        </w:rPr>
-        <w:t xml:space="preserve">  }</w:t>
-      </w:r>
-      <w:proofErr w:type="gramEnd"/>
-      <w:r>
-        <w:rPr>
-          <w:color w:val="BCBEC4"/>
-          <w:sz w:val="28"/>
-          <w:szCs w:val="28"/>
-        </w:rPr>
-        <w:br/>
-        <w:t>}</w:t>
-      </w:r>
-      <w:r>
-        <w:rPr>
-          <w:color w:val="BCBEC4"/>
-          <w:sz w:val="28"/>
-          <w:szCs w:val="28"/>
-        </w:rPr>
-        <w:br/>
-      </w:r>
-      <w:r>
-        <w:rPr>
-          <w:color w:val="BCBEC4"/>
-          <w:sz w:val="28"/>
-          <w:szCs w:val="28"/>
-        </w:rPr>
-        <w:br/>
-      </w:r>
-      <w:r>
-        <w:rPr>
-          <w:color w:val="CF8E6D"/>
-          <w:sz w:val="28"/>
-          <w:szCs w:val="28"/>
-        </w:rPr>
-        <w:t xml:space="preserve">double </w:t>
-      </w:r>
-      <w:proofErr w:type="spellStart"/>
-      <w:proofErr w:type="gramStart"/>
-      <w:r>
-        <w:rPr>
-          <w:color w:val="56A8F5"/>
-          <w:sz w:val="28"/>
-          <w:szCs w:val="28"/>
-        </w:rPr>
-        <w:t>inputNumber</w:t>
-      </w:r>
-      <w:proofErr w:type="spellEnd"/>
-      <w:r>
-        <w:rPr>
-          <w:color w:val="BCBEC4"/>
-          <w:sz w:val="28"/>
-          <w:szCs w:val="28"/>
-        </w:rPr>
-        <w:t>(</w:t>
-      </w:r>
-      <w:proofErr w:type="gramEnd"/>
-      <w:r>
-        <w:rPr>
-          <w:color w:val="CF8E6D"/>
-          <w:sz w:val="28"/>
-          <w:szCs w:val="28"/>
-        </w:rPr>
-        <w:t xml:space="preserve">const </w:t>
-      </w:r>
-      <w:r>
-        <w:rPr>
-          <w:color w:val="BCBEC4"/>
-          <w:sz w:val="28"/>
-          <w:szCs w:val="28"/>
-        </w:rPr>
-        <w:t>string&amp; message) {</w:t>
-      </w:r>
-      <w:r>
-        <w:rPr>
-          <w:color w:val="BCBEC4"/>
-          <w:sz w:val="28"/>
-          <w:szCs w:val="28"/>
-        </w:rPr>
-        <w:br/>
-        <w:t xml:space="preserve">    string input;</w:t>
-      </w:r>
-      <w:r>
-        <w:rPr>
-          <w:color w:val="BCBEC4"/>
-          <w:sz w:val="28"/>
-          <w:szCs w:val="28"/>
-        </w:rPr>
-        <w:br/>
-        <w:t xml:space="preserve">    </w:t>
-      </w:r>
-      <w:r>
-        <w:rPr>
-          <w:color w:val="CF8E6D"/>
-          <w:sz w:val="28"/>
-          <w:szCs w:val="28"/>
-        </w:rPr>
-        <w:t xml:space="preserve">double </w:t>
-      </w:r>
-      <w:r>
-        <w:rPr>
-          <w:color w:val="BCBEC4"/>
-          <w:sz w:val="28"/>
-          <w:szCs w:val="28"/>
-        </w:rPr>
-        <w:t>number;</w:t>
-      </w:r>
-      <w:r>
-        <w:rPr>
-          <w:color w:val="BCBEC4"/>
-          <w:sz w:val="28"/>
-          <w:szCs w:val="28"/>
-        </w:rPr>
-        <w:br/>
-        <w:t xml:space="preserve">    </w:t>
-      </w:r>
-      <w:r>
-        <w:rPr>
-          <w:color w:val="CF8E6D"/>
-          <w:sz w:val="28"/>
-          <w:szCs w:val="28"/>
-        </w:rPr>
-        <w:t xml:space="preserve">char </w:t>
-      </w:r>
-      <w:r>
-        <w:rPr>
-          <w:color w:val="BCBEC4"/>
-          <w:sz w:val="28"/>
-          <w:szCs w:val="28"/>
-        </w:rPr>
-        <w:t>extra;</w:t>
-      </w:r>
-      <w:r>
-        <w:rPr>
-          <w:color w:val="BCBEC4"/>
-          <w:sz w:val="28"/>
-          <w:szCs w:val="28"/>
-        </w:rPr>
-        <w:br/>
-        <w:t xml:space="preserve">    </w:t>
-      </w:r>
-      <w:proofErr w:type="spellStart"/>
-      <w:r>
-        <w:rPr>
-          <w:color w:val="BCBEC4"/>
-          <w:sz w:val="28"/>
-          <w:szCs w:val="28"/>
-        </w:rPr>
-        <w:t>cout</w:t>
-      </w:r>
-      <w:proofErr w:type="spellEnd"/>
-      <w:r>
-        <w:rPr>
-          <w:color w:val="BCBEC4"/>
-          <w:sz w:val="28"/>
-          <w:szCs w:val="28"/>
-        </w:rPr>
-        <w:t xml:space="preserve"> </w:t>
-      </w:r>
-      <w:r>
-        <w:rPr>
-          <w:color w:val="57AAF7"/>
-          <w:sz w:val="28"/>
-          <w:szCs w:val="28"/>
-        </w:rPr>
-        <w:t xml:space="preserve">&lt;&lt; </w:t>
-      </w:r>
-      <w:r>
-        <w:rPr>
-          <w:color w:val="BCBEC4"/>
-          <w:sz w:val="28"/>
-          <w:szCs w:val="28"/>
-        </w:rPr>
-        <w:t>message;</w:t>
-      </w:r>
-      <w:r>
-        <w:rPr>
-          <w:color w:val="BCBEC4"/>
-          <w:sz w:val="28"/>
-          <w:szCs w:val="28"/>
-        </w:rPr>
-        <w:br/>
-      </w:r>
-      <w:r>
-        <w:rPr>
-          <w:color w:val="BCBEC4"/>
-          <w:sz w:val="28"/>
-          <w:szCs w:val="28"/>
-        </w:rPr>
-        <w:br/>
-        <w:t xml:space="preserve">    </w:t>
-      </w:r>
-      <w:proofErr w:type="spellStart"/>
-      <w:proofErr w:type="gramStart"/>
-      <w:r>
-        <w:rPr>
-          <w:color w:val="56A8F5"/>
-          <w:sz w:val="28"/>
-          <w:szCs w:val="28"/>
-        </w:rPr>
-        <w:t>getline</w:t>
-      </w:r>
-      <w:proofErr w:type="spellEnd"/>
-      <w:r>
-        <w:rPr>
-          <w:color w:val="BCBEC4"/>
-          <w:sz w:val="28"/>
-          <w:szCs w:val="28"/>
-        </w:rPr>
-        <w:t>(</w:t>
-      </w:r>
-      <w:proofErr w:type="spellStart"/>
-      <w:proofErr w:type="gramEnd"/>
-      <w:r>
-        <w:rPr>
-          <w:color w:val="BCBEC4"/>
-          <w:sz w:val="28"/>
-          <w:szCs w:val="28"/>
-        </w:rPr>
-        <w:t>cin</w:t>
-      </w:r>
-      <w:proofErr w:type="spellEnd"/>
-      <w:r>
-        <w:rPr>
-          <w:color w:val="BCBEC4"/>
-          <w:sz w:val="28"/>
-          <w:szCs w:val="28"/>
-        </w:rPr>
-        <w:t>, input);</w:t>
-      </w:r>
-      <w:r>
-        <w:rPr>
-          <w:color w:val="BCBEC4"/>
-          <w:sz w:val="28"/>
-          <w:szCs w:val="28"/>
-        </w:rPr>
-        <w:br/>
-      </w:r>
-      <w:r>
-        <w:rPr>
-          <w:color w:val="BCBEC4"/>
-          <w:sz w:val="28"/>
-          <w:szCs w:val="28"/>
-        </w:rPr>
-        <w:br/>
-        <w:t xml:space="preserve">    </w:t>
-      </w:r>
-      <w:proofErr w:type="spellStart"/>
-      <w:r>
-        <w:rPr>
-          <w:color w:val="BCBEC4"/>
-          <w:sz w:val="28"/>
-          <w:szCs w:val="28"/>
-        </w:rPr>
-        <w:t>stringstream</w:t>
-      </w:r>
-      <w:proofErr w:type="spellEnd"/>
-      <w:r>
-        <w:rPr>
-          <w:color w:val="BCBEC4"/>
-          <w:sz w:val="28"/>
-          <w:szCs w:val="28"/>
-        </w:rPr>
-        <w:t xml:space="preserve"> stream</w:t>
-      </w:r>
-      <w:r>
-        <w:rPr>
-          <w:color w:val="57AAF7"/>
-          <w:sz w:val="28"/>
-          <w:szCs w:val="28"/>
-        </w:rPr>
-        <w:t>(</w:t>
-      </w:r>
-      <w:r>
-        <w:rPr>
-          <w:color w:val="BCBEC4"/>
-          <w:sz w:val="28"/>
-          <w:szCs w:val="28"/>
-        </w:rPr>
-        <w:t>input</w:t>
-      </w:r>
-      <w:r>
-        <w:rPr>
-          <w:color w:val="57AAF7"/>
-          <w:sz w:val="28"/>
-          <w:szCs w:val="28"/>
-        </w:rPr>
-        <w:t>)</w:t>
-      </w:r>
-      <w:r>
-        <w:rPr>
-          <w:color w:val="BCBEC4"/>
-          <w:sz w:val="28"/>
-          <w:szCs w:val="28"/>
-        </w:rPr>
-        <w:t>;</w:t>
-      </w:r>
-      <w:r>
-        <w:rPr>
-          <w:color w:val="BCBEC4"/>
-          <w:sz w:val="28"/>
-          <w:szCs w:val="28"/>
-        </w:rPr>
-        <w:br/>
-      </w:r>
-      <w:r>
-        <w:rPr>
-          <w:color w:val="BCBEC4"/>
-          <w:sz w:val="28"/>
-          <w:szCs w:val="28"/>
-        </w:rPr>
-        <w:br/>
-        <w:t xml:space="preserve">    </w:t>
-      </w:r>
-      <w:r>
-        <w:rPr>
-          <w:color w:val="CF8E6D"/>
-          <w:sz w:val="28"/>
-          <w:szCs w:val="28"/>
-        </w:rPr>
-        <w:t xml:space="preserve">if </w:t>
-      </w:r>
-      <w:r>
-        <w:rPr>
-          <w:color w:val="BCBEC4"/>
-          <w:sz w:val="28"/>
-          <w:szCs w:val="28"/>
-        </w:rPr>
-        <w:t xml:space="preserve">(stream </w:t>
-      </w:r>
-      <w:r>
-        <w:rPr>
-          <w:color w:val="57AAF7"/>
-          <w:sz w:val="28"/>
-          <w:szCs w:val="28"/>
-        </w:rPr>
-        <w:t xml:space="preserve">&gt;&gt; </w:t>
-      </w:r>
-      <w:r>
-        <w:rPr>
-          <w:color w:val="BCBEC4"/>
-          <w:sz w:val="28"/>
-          <w:szCs w:val="28"/>
-        </w:rPr>
-        <w:t>number &amp;</w:t>
-      </w:r>
-      <w:proofErr w:type="gramStart"/>
-      <w:r>
-        <w:rPr>
-          <w:color w:val="BCBEC4"/>
-          <w:sz w:val="28"/>
-          <w:szCs w:val="28"/>
-        </w:rPr>
-        <w:t xml:space="preserve">&amp; </w:t>
-      </w:r>
-      <w:r>
-        <w:rPr>
-          <w:color w:val="57AAF7"/>
-          <w:sz w:val="28"/>
-          <w:szCs w:val="28"/>
-        </w:rPr>
-        <w:t>!</w:t>
-      </w:r>
-      <w:proofErr w:type="gramEnd"/>
-      <w:r>
-        <w:rPr>
-          <w:color w:val="BCBEC4"/>
-          <w:sz w:val="28"/>
-          <w:szCs w:val="28"/>
-        </w:rPr>
-        <w:t xml:space="preserve">(stream </w:t>
-      </w:r>
-      <w:r>
-        <w:rPr>
-          <w:color w:val="57AAF7"/>
-          <w:sz w:val="28"/>
-          <w:szCs w:val="28"/>
-        </w:rPr>
-        <w:t xml:space="preserve">&gt;&gt; </w:t>
-      </w:r>
-      <w:r>
-        <w:rPr>
-          <w:color w:val="BCBEC4"/>
-          <w:sz w:val="28"/>
-          <w:szCs w:val="28"/>
-        </w:rPr>
-        <w:t>extra)) {</w:t>
-      </w:r>
-      <w:r>
-        <w:rPr>
-          <w:color w:val="BCBEC4"/>
-          <w:sz w:val="28"/>
-          <w:szCs w:val="28"/>
-        </w:rPr>
-        <w:br/>
-      </w:r>
-      <w:r>
-        <w:rPr>
-          <w:color w:val="BCBEC4"/>
-          <w:sz w:val="28"/>
-          <w:szCs w:val="28"/>
-        </w:rPr>
-        <w:lastRenderedPageBreak/>
-        <w:t xml:space="preserve">        </w:t>
-      </w:r>
-      <w:r>
-        <w:rPr>
-          <w:color w:val="CF8E6D"/>
-          <w:sz w:val="28"/>
-          <w:szCs w:val="28"/>
-        </w:rPr>
-        <w:t xml:space="preserve">return </w:t>
-      </w:r>
-      <w:r>
-        <w:rPr>
-          <w:color w:val="BCBEC4"/>
-          <w:sz w:val="28"/>
-          <w:szCs w:val="28"/>
-        </w:rPr>
-        <w:t>number;</w:t>
-      </w:r>
-      <w:r>
-        <w:rPr>
-          <w:color w:val="BCBEC4"/>
-          <w:sz w:val="28"/>
-          <w:szCs w:val="28"/>
-        </w:rPr>
-        <w:br/>
-        <w:t xml:space="preserve">  </w:t>
-      </w:r>
-      <w:proofErr w:type="gramStart"/>
-      <w:r>
-        <w:rPr>
-          <w:color w:val="BCBEC4"/>
-          <w:sz w:val="28"/>
-          <w:szCs w:val="28"/>
-        </w:rPr>
-        <w:t xml:space="preserve">  }</w:t>
-      </w:r>
-      <w:proofErr w:type="gramEnd"/>
-      <w:r>
-        <w:rPr>
-          <w:color w:val="BCBEC4"/>
-          <w:sz w:val="28"/>
-          <w:szCs w:val="28"/>
-        </w:rPr>
-        <w:br/>
-      </w:r>
-      <w:r>
-        <w:rPr>
-          <w:color w:val="BCBEC4"/>
-          <w:sz w:val="28"/>
-          <w:szCs w:val="28"/>
-        </w:rPr>
-        <w:br/>
-        <w:t xml:space="preserve">    </w:t>
-      </w:r>
-      <w:proofErr w:type="spellStart"/>
-      <w:r>
-        <w:rPr>
-          <w:color w:val="BCBEC4"/>
-          <w:sz w:val="28"/>
-          <w:szCs w:val="28"/>
-        </w:rPr>
-        <w:t>cout</w:t>
-      </w:r>
-      <w:proofErr w:type="spellEnd"/>
-      <w:r>
-        <w:rPr>
-          <w:color w:val="BCBEC4"/>
-          <w:sz w:val="28"/>
-          <w:szCs w:val="28"/>
-        </w:rPr>
-        <w:t xml:space="preserve"> </w:t>
-      </w:r>
-      <w:r>
-        <w:rPr>
-          <w:color w:val="57AAF7"/>
-          <w:sz w:val="28"/>
-          <w:szCs w:val="28"/>
-        </w:rPr>
-        <w:t xml:space="preserve">&lt;&lt; </w:t>
-      </w:r>
-      <w:r>
-        <w:rPr>
-          <w:color w:val="6AAB73"/>
-          <w:sz w:val="28"/>
-          <w:szCs w:val="28"/>
-        </w:rPr>
-        <w:t>"Invalid input. Please enter a number.</w:t>
-      </w:r>
-      <w:r>
-        <w:rPr>
-          <w:color w:val="CF8E6D"/>
-          <w:sz w:val="28"/>
-          <w:szCs w:val="28"/>
-        </w:rPr>
-        <w:t>\n</w:t>
-      </w:r>
-      <w:r>
-        <w:rPr>
-          <w:color w:val="6AAB73"/>
-          <w:sz w:val="28"/>
-          <w:szCs w:val="28"/>
-        </w:rPr>
-        <w:t>"</w:t>
-      </w:r>
-      <w:r>
-        <w:rPr>
-          <w:color w:val="BCBEC4"/>
-          <w:sz w:val="28"/>
-          <w:szCs w:val="28"/>
-        </w:rPr>
-        <w:t>;</w:t>
-      </w:r>
-      <w:r>
-        <w:rPr>
-          <w:color w:val="BCBEC4"/>
-          <w:sz w:val="28"/>
-          <w:szCs w:val="28"/>
-        </w:rPr>
-        <w:br/>
-      </w:r>
-      <w:r>
-        <w:rPr>
-          <w:color w:val="BCBEC4"/>
-          <w:sz w:val="28"/>
-          <w:szCs w:val="28"/>
-        </w:rPr>
-        <w:br/>
-        <w:t xml:space="preserve">    </w:t>
-      </w:r>
-      <w:r>
-        <w:rPr>
-          <w:color w:val="CF8E6D"/>
-          <w:sz w:val="28"/>
-          <w:szCs w:val="28"/>
-        </w:rPr>
-        <w:t xml:space="preserve">return </w:t>
-      </w:r>
-      <w:proofErr w:type="spellStart"/>
-      <w:r>
-        <w:rPr>
-          <w:color w:val="56A8F5"/>
-          <w:sz w:val="28"/>
-          <w:szCs w:val="28"/>
-        </w:rPr>
-        <w:t>inputNumber</w:t>
-      </w:r>
-      <w:proofErr w:type="spellEnd"/>
-      <w:r>
-        <w:rPr>
-          <w:color w:val="BCBEC4"/>
-          <w:sz w:val="28"/>
-          <w:szCs w:val="28"/>
-        </w:rPr>
-        <w:t>(message);</w:t>
-      </w:r>
-      <w:r>
-        <w:rPr>
-          <w:color w:val="BCBEC4"/>
-          <w:sz w:val="28"/>
-          <w:szCs w:val="28"/>
-        </w:rPr>
-        <w:br/>
-        <w:t>}</w:t>
-      </w:r>
-      <w:r>
-        <w:rPr>
-          <w:color w:val="BCBEC4"/>
-          <w:sz w:val="28"/>
-          <w:szCs w:val="28"/>
-        </w:rPr>
-        <w:br/>
-      </w:r>
-      <w:r>
-        <w:rPr>
-          <w:color w:val="BCBEC4"/>
-          <w:sz w:val="28"/>
-          <w:szCs w:val="28"/>
-        </w:rPr>
-        <w:br/>
-      </w:r>
-      <w:r>
-        <w:rPr>
-          <w:color w:val="CF8E6D"/>
-          <w:sz w:val="28"/>
-          <w:szCs w:val="28"/>
-        </w:rPr>
-        <w:t xml:space="preserve">int </w:t>
-      </w:r>
-      <w:proofErr w:type="gramStart"/>
-      <w:r>
-        <w:rPr>
-          <w:color w:val="56A8F5"/>
-          <w:sz w:val="28"/>
-          <w:szCs w:val="28"/>
-        </w:rPr>
-        <w:t>main</w:t>
-      </w:r>
-      <w:r>
-        <w:rPr>
-          <w:color w:val="BCBEC4"/>
-          <w:sz w:val="28"/>
-          <w:szCs w:val="28"/>
-        </w:rPr>
-        <w:t>(</w:t>
-      </w:r>
-      <w:proofErr w:type="gramEnd"/>
-      <w:r>
-        <w:rPr>
-          <w:color w:val="BCBEC4"/>
-          <w:sz w:val="28"/>
-          <w:szCs w:val="28"/>
-        </w:rPr>
-        <w:t>) {</w:t>
-      </w:r>
-      <w:r>
-        <w:rPr>
-          <w:color w:val="BCBEC4"/>
-          <w:sz w:val="28"/>
-          <w:szCs w:val="28"/>
-        </w:rPr>
-        <w:br/>
-        <w:t xml:space="preserve">    </w:t>
-      </w:r>
-      <w:r>
-        <w:rPr>
-          <w:color w:val="CF8E6D"/>
-          <w:sz w:val="28"/>
-          <w:szCs w:val="28"/>
-        </w:rPr>
-        <w:t xml:space="preserve">double </w:t>
-      </w:r>
-      <w:r>
-        <w:rPr>
-          <w:color w:val="BCBEC4"/>
-          <w:sz w:val="28"/>
-          <w:szCs w:val="28"/>
-        </w:rPr>
-        <w:t xml:space="preserve">a = </w:t>
-      </w:r>
-      <w:proofErr w:type="spellStart"/>
-      <w:proofErr w:type="gramStart"/>
-      <w:r>
-        <w:rPr>
-          <w:color w:val="56A8F5"/>
-          <w:sz w:val="28"/>
-          <w:szCs w:val="28"/>
-        </w:rPr>
-        <w:t>inputNumber</w:t>
-      </w:r>
-      <w:proofErr w:type="spellEnd"/>
-      <w:r>
-        <w:rPr>
-          <w:color w:val="BCBEC4"/>
-          <w:sz w:val="28"/>
-          <w:szCs w:val="28"/>
-        </w:rPr>
-        <w:t>(</w:t>
-      </w:r>
-      <w:proofErr w:type="gramEnd"/>
-      <w:r>
-        <w:rPr>
-          <w:color w:val="6AAB73"/>
-          <w:sz w:val="28"/>
-          <w:szCs w:val="28"/>
-        </w:rPr>
-        <w:t>"Please enter the value of a: "</w:t>
-      </w:r>
-      <w:r>
-        <w:rPr>
-          <w:color w:val="BCBEC4"/>
-          <w:sz w:val="28"/>
-          <w:szCs w:val="28"/>
-        </w:rPr>
-        <w:t>);</w:t>
-      </w:r>
-      <w:r>
-        <w:rPr>
-          <w:color w:val="BCBEC4"/>
-          <w:sz w:val="28"/>
-          <w:szCs w:val="28"/>
-        </w:rPr>
-        <w:br/>
-        <w:t xml:space="preserve">    </w:t>
-      </w:r>
-      <w:r>
-        <w:rPr>
-          <w:color w:val="CF8E6D"/>
-          <w:sz w:val="28"/>
-          <w:szCs w:val="28"/>
-        </w:rPr>
-        <w:t xml:space="preserve">double </w:t>
-      </w:r>
-      <w:r>
-        <w:rPr>
-          <w:color w:val="BCBEC4"/>
-          <w:sz w:val="28"/>
-          <w:szCs w:val="28"/>
-        </w:rPr>
-        <w:t xml:space="preserve">b = </w:t>
-      </w:r>
-      <w:proofErr w:type="spellStart"/>
-      <w:proofErr w:type="gramStart"/>
-      <w:r>
-        <w:rPr>
-          <w:color w:val="56A8F5"/>
-          <w:sz w:val="28"/>
-          <w:szCs w:val="28"/>
-        </w:rPr>
-        <w:t>inputNumber</w:t>
-      </w:r>
-      <w:proofErr w:type="spellEnd"/>
-      <w:r>
-        <w:rPr>
-          <w:color w:val="BCBEC4"/>
-          <w:sz w:val="28"/>
-          <w:szCs w:val="28"/>
-        </w:rPr>
-        <w:t>(</w:t>
-      </w:r>
-      <w:proofErr w:type="gramEnd"/>
-      <w:r>
-        <w:rPr>
-          <w:color w:val="6AAB73"/>
-          <w:sz w:val="28"/>
-          <w:szCs w:val="28"/>
-        </w:rPr>
-        <w:t>"Please enter the value of b: "</w:t>
-      </w:r>
-      <w:r>
-        <w:rPr>
-          <w:color w:val="BCBEC4"/>
-          <w:sz w:val="28"/>
-          <w:szCs w:val="28"/>
-        </w:rPr>
-        <w:t>);</w:t>
-      </w:r>
-      <w:r>
-        <w:rPr>
-          <w:color w:val="BCBEC4"/>
-          <w:sz w:val="28"/>
-          <w:szCs w:val="28"/>
-        </w:rPr>
-        <w:br/>
-        <w:t xml:space="preserve">    </w:t>
-      </w:r>
-      <w:r>
-        <w:rPr>
-          <w:color w:val="CF8E6D"/>
-          <w:sz w:val="28"/>
-          <w:szCs w:val="28"/>
-        </w:rPr>
-        <w:t xml:space="preserve">double </w:t>
-      </w:r>
-      <w:r>
-        <w:rPr>
-          <w:color w:val="BCBEC4"/>
-          <w:sz w:val="28"/>
-          <w:szCs w:val="28"/>
-        </w:rPr>
-        <w:t xml:space="preserve">h = </w:t>
-      </w:r>
-      <w:proofErr w:type="spellStart"/>
-      <w:proofErr w:type="gramStart"/>
-      <w:r>
-        <w:rPr>
-          <w:color w:val="56A8F5"/>
-          <w:sz w:val="28"/>
-          <w:szCs w:val="28"/>
-        </w:rPr>
-        <w:t>inputNumber</w:t>
-      </w:r>
-      <w:proofErr w:type="spellEnd"/>
-      <w:r>
-        <w:rPr>
-          <w:color w:val="BCBEC4"/>
-          <w:sz w:val="28"/>
-          <w:szCs w:val="28"/>
-        </w:rPr>
-        <w:t>(</w:t>
-      </w:r>
-      <w:proofErr w:type="gramEnd"/>
-      <w:r>
-        <w:rPr>
-          <w:color w:val="6AAB73"/>
-          <w:sz w:val="28"/>
-          <w:szCs w:val="28"/>
-        </w:rPr>
-        <w:t>"Please enter the value of h: "</w:t>
-      </w:r>
-      <w:r>
-        <w:rPr>
-          <w:color w:val="BCBEC4"/>
-          <w:sz w:val="28"/>
-          <w:szCs w:val="28"/>
-        </w:rPr>
-        <w:t>);</w:t>
-      </w:r>
-      <w:r>
-        <w:rPr>
-          <w:color w:val="BCBEC4"/>
-          <w:sz w:val="28"/>
-          <w:szCs w:val="28"/>
-        </w:rPr>
-        <w:br/>
-        <w:t xml:space="preserve">    </w:t>
-      </w:r>
-      <w:r>
-        <w:rPr>
-          <w:color w:val="CF8E6D"/>
-          <w:sz w:val="28"/>
-          <w:szCs w:val="28"/>
-        </w:rPr>
-        <w:t xml:space="preserve">double </w:t>
-      </w:r>
-      <w:r>
-        <w:rPr>
-          <w:color w:val="BCBEC4"/>
-          <w:sz w:val="28"/>
-          <w:szCs w:val="28"/>
-        </w:rPr>
-        <w:t xml:space="preserve">n = </w:t>
-      </w:r>
-      <w:proofErr w:type="spellStart"/>
-      <w:proofErr w:type="gramStart"/>
-      <w:r>
-        <w:rPr>
-          <w:color w:val="56A8F5"/>
-          <w:sz w:val="28"/>
-          <w:szCs w:val="28"/>
-        </w:rPr>
-        <w:t>inputNumber</w:t>
-      </w:r>
-      <w:proofErr w:type="spellEnd"/>
-      <w:r>
-        <w:rPr>
-          <w:color w:val="BCBEC4"/>
-          <w:sz w:val="28"/>
-          <w:szCs w:val="28"/>
-        </w:rPr>
-        <w:t>(</w:t>
-      </w:r>
-      <w:proofErr w:type="gramEnd"/>
-      <w:r>
-        <w:rPr>
-          <w:color w:val="6AAB73"/>
-          <w:sz w:val="28"/>
-          <w:szCs w:val="28"/>
-        </w:rPr>
-        <w:t>"Please enter the value of n: "</w:t>
-      </w:r>
-      <w:r>
-        <w:rPr>
-          <w:color w:val="BCBEC4"/>
-          <w:sz w:val="28"/>
-          <w:szCs w:val="28"/>
-        </w:rPr>
-        <w:t>);</w:t>
-      </w:r>
-      <w:r>
-        <w:rPr>
-          <w:color w:val="BCBEC4"/>
-          <w:sz w:val="28"/>
-          <w:szCs w:val="28"/>
-        </w:rPr>
-        <w:br/>
-        <w:t xml:space="preserve">    </w:t>
-      </w:r>
-      <w:r>
-        <w:rPr>
-          <w:color w:val="BCBEC4"/>
-          <w:sz w:val="28"/>
-          <w:szCs w:val="28"/>
-        </w:rPr>
-        <w:br/>
-        <w:t xml:space="preserve">    </w:t>
-      </w:r>
-      <w:proofErr w:type="spellStart"/>
-      <w:proofErr w:type="gramStart"/>
-      <w:r>
-        <w:rPr>
-          <w:color w:val="56A8F5"/>
-          <w:sz w:val="28"/>
-          <w:szCs w:val="28"/>
-        </w:rPr>
-        <w:t>chooseFunction</w:t>
-      </w:r>
-      <w:proofErr w:type="spellEnd"/>
-      <w:r>
-        <w:rPr>
-          <w:color w:val="BCBEC4"/>
-          <w:sz w:val="28"/>
-          <w:szCs w:val="28"/>
-        </w:rPr>
-        <w:t>(</w:t>
-      </w:r>
-      <w:proofErr w:type="gramEnd"/>
-      <w:r>
-        <w:rPr>
-          <w:color w:val="BCBEC4"/>
-          <w:sz w:val="28"/>
-          <w:szCs w:val="28"/>
-        </w:rPr>
-        <w:t>a, b, h, n);</w:t>
-      </w:r>
-      <w:r>
-        <w:rPr>
-          <w:color w:val="BCBEC4"/>
-          <w:sz w:val="28"/>
-          <w:szCs w:val="28"/>
+          <w:sz w:val="24"/>
+          <w:szCs w:val="24"/>
         </w:rPr>
         <w:br/>
         <w:t>}</w:t>
@@ -3859,7 +3979,6 @@
           <w:i w:val="0"/>
           <w:noProof/>
           <w:szCs w:val="28"/>
-          <w:lang w:val="en-US"/>
           <w14:ligatures w14:val="standardContextual"/>
         </w:rPr>
       </w:pPr>
@@ -3895,12 +4014,7 @@
         </w:rPr>
         <w:t xml:space="preserve"> </w:t>
       </w:r>
-    </w:p>
-    <w:p>
-      <w:pPr>
-        <w:tabs>
-          <w:tab w:val="left" w:pos="2925"/>
-        </w:tabs>
+      <w:r>
         <w:rPr>
           <w:rFonts w:cs="Times New Roman"/>
           <w:b/>
@@ -3910,23 +4024,11 @@
           <w:szCs w:val="28"/>
           <w14:ligatures w14:val="standardContextual"/>
         </w:rPr>
-      </w:pPr>
-      <w:r>
-        <w:rPr>
-          <w:rFonts w:cs="Times New Roman"/>
-          <w:b/>
-          <w:bCs/>
-          <w:i w:val="0"/>
-          <w:noProof/>
-          <w:szCs w:val="28"/>
-          <w:lang w:val="en-US"/>
-          <w14:ligatures w14:val="standardContextual"/>
-        </w:rPr>
         <w:drawing>
-          <wp:inline distT="0" distB="0" distL="0" distR="0" wp14:anchorId="60D80D9C" wp14:editId="5A9DA6DE">
-            <wp:extent cx="6692265" cy="4013835"/>
+          <wp:inline distT="0" distB="0" distL="0" distR="0" wp14:anchorId="1BF77DFC" wp14:editId="468E201A">
+            <wp:extent cx="6692265" cy="3966210"/>
             <wp:effectExtent l="0" t="0" r="0" b="0"/>
-            <wp:docPr id="47027478" name="Picture 1"/>
+            <wp:docPr id="1907966858" name="Picture 1"/>
             <wp:cNvGraphicFramePr>
               <a:graphicFrameLocks xmlns:a="http://schemas.openxmlformats.org/drawingml/2006/main" noChangeAspect="1"/>
             </wp:cNvGraphicFramePr>
@@ -3934,7 +4036,7 @@
               <a:graphicData uri="http://schemas.openxmlformats.org/drawingml/2006/picture">
                 <pic:pic xmlns:pic="http://schemas.openxmlformats.org/drawingml/2006/picture">
                   <pic:nvPicPr>
-                    <pic:cNvPr id="47027478" name="Picture 47027478"/>
+                    <pic:cNvPr id="1907966858" name="Picture 1907966858"/>
                     <pic:cNvPicPr/>
                   </pic:nvPicPr>
                   <pic:blipFill>
@@ -3952,7 +4054,7 @@
                   <pic:spPr>
                     <a:xfrm>
                       <a:off x="0" y="0"/>
-                      <a:ext cx="6692265" cy="4013835"/>
+                      <a:ext cx="6692265" cy="3966210"/>
                     </a:xfrm>
                     <a:prstGeom prst="rect">
                       <a:avLst/>
@@ -3964,13 +4066,29 @@
           </wp:inline>
         </w:drawing>
       </w:r>
-      <w:r>
+    </w:p>
+    <w:p>
+      <w:pPr>
+        <w:tabs>
+          <w:tab w:val="left" w:pos="2925"/>
+        </w:tabs>
         <w:rPr>
           <w:rFonts w:cs="Times New Roman"/>
           <w:b/>
           <w:bCs/>
           <w:i w:val="0"/>
+          <w:noProof/>
           <w:szCs w:val="28"/>
+          <w14:ligatures w14:val="standardContextual"/>
+        </w:rPr>
+      </w:pPr>
+      <w:r>
+        <w:rPr>
+          <w:rFonts w:cs="Times New Roman"/>
+          <w:b/>
+          <w:bCs/>
+          <w:i w:val="0"/>
+          <w:szCs w:val="28"/>
         </w:rPr>
         <w:t>Вывод:</w:t>
       </w:r>
@@ -4008,21 +4126,7 @@
           <w:i w:val="0"/>
           <w:iCs/>
         </w:rPr>
-        <w:t xml:space="preserve"> программу расчета выбра</w:t>
-      </w:r>
-      <w:r>
-        <w:rPr>
-          <w:i w:val="0"/>
-          <w:iCs/>
-        </w:rPr>
-        <w:t>н</w:t>
-      </w:r>
-      <w:r>
-        <w:rPr>
-          <w:i w:val="0"/>
-          <w:iCs/>
-        </w:rPr>
-        <w:t>ной функции Y(x), S(x)</w:t>
+        <w:t xml:space="preserve"> программу расчета выбранной функции Y(x), S(x)</w:t>
       </w:r>
       <w:r>
         <w:rPr>
